--- a/SEM 6/DMBI/Documentation/BIEXP5.docx
+++ b/SEM 6/DMBI/Documentation/BIEXP5.docx
@@ -2,14 +2,3192 @@
 <file path=word/document.xml><?xml version="1.0" encoding="utf-8"?>
 <w:document xmlns:wpc="http://schemas.microsoft.com/office/word/2010/wordprocessingCanvas" xmlns:cx="http://schemas.microsoft.com/office/drawing/2014/chartex" xmlns:cx1="http://schemas.microsoft.com/office/drawing/2015/9/8/chartex" xmlns:cx2="http://schemas.microsoft.com/office/drawing/2015/10/21/chartex" xmlns:cx3="http://schemas.microsoft.com/office/drawing/2016/5/9/chartex" xmlns:cx4="http://schemas.microsoft.com/office/drawing/2016/5/10/chartex" xmlns:cx5="http://schemas.microsoft.com/office/drawing/2016/5/11/chartex" xmlns:cx6="http://schemas.microsoft.com/office/drawing/2016/5/12/chartex" xmlns:cx7="http://schemas.microsoft.com/office/drawing/2016/5/13/chartex" xmlns:cx8="http://schemas.microsoft.com/office/drawing/2016/5/14/chartex" xmlns:mc="http://schemas.openxmlformats.org/markup-compatibility/2006" xmlns:aink="http://schemas.microsoft.com/office/drawing/2016/ink" xmlns:am3d="http://schemas.microsoft.com/office/drawing/2017/model3d" xmlns:o="urn:schemas-microsoft-com:office:office" xmlns:r="http://schemas.openxmlformats.org/officeDocument/2006/relationships" xmlns:m="http://schemas.openxmlformats.org/officeDocument/2006/math" xmlns:v="urn:schemas-microsoft-com:vml" xmlns:wp14="http://schemas.microsoft.com/office/word/2010/wordprocessingDrawing" xmlns:wp="http://schemas.openxmlformats.org/drawingml/2006/wordprocessingDrawing" xmlns:w10="urn:schemas-microsoft-com:office:word" xmlns:w="http://schemas.openxmlformats.org/wordprocessingml/2006/main" xmlns:w14="http://schemas.microsoft.com/office/word/2010/wordml" xmlns:w15="http://schemas.microsoft.com/office/word/2012/wordml" xmlns:w16cex="http://schemas.microsoft.com/office/word/2018/wordml/cex" xmlns:w16cid="http://schemas.microsoft.com/office/word/2016/wordml/cid" xmlns:w16="http://schemas.microsoft.com/office/word/2018/wordml" xmlns:w16sdtdh="http://schemas.microsoft.com/office/word/2020/wordml/sdtdatahash" xmlns:w16se="http://schemas.microsoft.com/office/word/2015/wordml/symex" xmlns:wpg="http://schemas.microsoft.com/office/word/2010/wordprocessingGroup" xmlns:wpi="http://schemas.microsoft.com/office/word/2010/wordprocessingInk" xmlns:wne="http://schemas.microsoft.com/office/word/2006/wordml" xmlns:wps="http://schemas.microsoft.com/office/word/2010/wordprocessingShape" mc:Ignorable="w14 w15 w16se w16cid w16 w16cex w16sdtdh wp14">
   <w:body>
-    <w:p/>
+    <w:p>
+      <w:pPr>
+        <w:pStyle w:val="H"/>
+      </w:pPr>
+      <w:r>
+        <w:t>Aim:</w:t>
+      </w:r>
+      <w:r>
+        <w:t xml:space="preserve"> To implement a Decision Tree algorithm using Python</w:t>
+      </w:r>
+    </w:p>
+    <w:p>
+      <w:pPr>
+        <w:pStyle w:val="H"/>
+        <w:rPr>
+          <w:sz w:val="4"/>
+          <w:szCs w:val="4"/>
+        </w:rPr>
+      </w:pPr>
+    </w:p>
+    <w:p>
+      <w:pPr>
+        <w:pStyle w:val="H"/>
+      </w:pPr>
+      <w:r>
+        <w:t>Software Required</w:t>
+      </w:r>
+    </w:p>
+    <w:p>
+      <w:pPr>
+        <w:pStyle w:val="T"/>
+        <w:numPr>
+          <w:ilvl w:val="0"/>
+          <w:numId w:val="1"/>
+        </w:numPr>
+        <w:spacing w:after="40"/>
+        <w:ind w:left="714" w:hanging="357"/>
+      </w:pPr>
+      <w:r>
+        <w:t>Python 3.x</w:t>
+      </w:r>
+    </w:p>
+    <w:p>
+      <w:pPr>
+        <w:pStyle w:val="T"/>
+        <w:numPr>
+          <w:ilvl w:val="0"/>
+          <w:numId w:val="1"/>
+        </w:numPr>
+        <w:spacing w:after="40"/>
+        <w:ind w:left="714" w:hanging="357"/>
+      </w:pPr>
+      <w:r>
+        <w:t>Jupyter Notebook</w:t>
+      </w:r>
+    </w:p>
+    <w:p>
+      <w:pPr>
+        <w:pStyle w:val="T"/>
+        <w:numPr>
+          <w:ilvl w:val="0"/>
+          <w:numId w:val="1"/>
+        </w:numPr>
+        <w:spacing w:after="40"/>
+        <w:ind w:left="714" w:hanging="357"/>
+      </w:pPr>
+      <w:r>
+        <w:t>Libraries: pandas, numpy, scikit-learn, matplotlib</w:t>
+      </w:r>
+    </w:p>
+    <w:p>
+      <w:pPr>
+        <w:pStyle w:val="H"/>
+        <w:rPr>
+          <w:sz w:val="4"/>
+          <w:szCs w:val="4"/>
+        </w:rPr>
+      </w:pPr>
+    </w:p>
+    <w:p>
+      <w:pPr>
+        <w:pStyle w:val="H"/>
+      </w:pPr>
+      <w:r>
+        <w:t xml:space="preserve">Q1. </w:t>
+      </w:r>
+      <w:r>
+        <w:t xml:space="preserve">What are </w:t>
+      </w:r>
+      <w:r>
+        <w:t>Decision Trees?</w:t>
+      </w:r>
+    </w:p>
+    <w:p>
+      <w:pPr>
+        <w:pStyle w:val="T"/>
+      </w:pPr>
+      <w:r>
+        <w:t xml:space="preserve">Decision Trees are a </w:t>
+      </w:r>
+      <w:r>
+        <w:rPr>
+          <w:rStyle w:val="Strong"/>
+        </w:rPr>
+        <w:t>supervised machine learning algorithm</w:t>
+      </w:r>
+      <w:r>
+        <w:t xml:space="preserve"> used for both </w:t>
+      </w:r>
+      <w:r>
+        <w:rPr>
+          <w:rStyle w:val="Strong"/>
+        </w:rPr>
+        <w:t>classification and regression</w:t>
+      </w:r>
+      <w:r>
+        <w:t xml:space="preserve"> tasks. They work by recursively splitting the data based on feature values to form a tree-like structure where:</w:t>
+      </w:r>
+    </w:p>
+    <w:p>
+      <w:pPr>
+        <w:pStyle w:val="T"/>
+        <w:numPr>
+          <w:ilvl w:val="0"/>
+          <w:numId w:val="3"/>
+        </w:numPr>
+        <w:spacing w:after="40"/>
+        <w:ind w:left="714" w:hanging="357"/>
+      </w:pPr>
+      <w:r>
+        <w:rPr>
+          <w:rStyle w:val="Strong"/>
+        </w:rPr>
+        <w:t>Internal nodes</w:t>
+      </w:r>
+      <w:r>
+        <w:t xml:space="preserve"> represent decision rules based on features</w:t>
+      </w:r>
+    </w:p>
+    <w:p>
+      <w:pPr>
+        <w:pStyle w:val="T"/>
+        <w:numPr>
+          <w:ilvl w:val="0"/>
+          <w:numId w:val="3"/>
+        </w:numPr>
+        <w:spacing w:after="40"/>
+        <w:ind w:left="714" w:hanging="357"/>
+      </w:pPr>
+      <w:r>
+        <w:rPr>
+          <w:rStyle w:val="Strong"/>
+        </w:rPr>
+        <w:t>Branches</w:t>
+      </w:r>
+      <w:r>
+        <w:t xml:space="preserve"> represent outcomes of those decisions</w:t>
+      </w:r>
+    </w:p>
+    <w:p>
+      <w:pPr>
+        <w:pStyle w:val="T"/>
+        <w:numPr>
+          <w:ilvl w:val="0"/>
+          <w:numId w:val="3"/>
+        </w:numPr>
+        <w:spacing w:after="40"/>
+        <w:ind w:left="714" w:hanging="357"/>
+      </w:pPr>
+      <w:r>
+        <w:rPr>
+          <w:rStyle w:val="Strong"/>
+        </w:rPr>
+        <w:t>Leaf nodes</w:t>
+      </w:r>
+      <w:r>
+        <w:t xml:space="preserve"> represent final predictions (class labels or continuous values)</w:t>
+      </w:r>
+    </w:p>
+    <w:p>
+      <w:pPr>
+        <w:pStyle w:val="S"/>
+      </w:pPr>
+    </w:p>
+    <w:p>
+      <w:pPr>
+        <w:pStyle w:val="H"/>
+      </w:pPr>
+      <w:r>
+        <w:t xml:space="preserve">Q2. </w:t>
+      </w:r>
+      <w:r>
+        <w:t>Explain different t</w:t>
+      </w:r>
+      <w:r>
+        <w:t>ypes of Decision Trees</w:t>
+      </w:r>
+      <w:r>
+        <w:t>.</w:t>
+      </w:r>
+    </w:p>
+    <w:tbl>
+      <w:tblPr>
+        <w:tblStyle w:val="TableGrid"/>
+        <w:tblW w:w="0" w:type="auto"/>
+        <w:tblCellMar>
+          <w:top w:w="142" w:type="dxa"/>
+          <w:left w:w="142" w:type="dxa"/>
+          <w:bottom w:w="142" w:type="dxa"/>
+          <w:right w:w="142" w:type="dxa"/>
+        </w:tblCellMar>
+        <w:tblLook w:val="04A0" w:firstRow="1" w:lastRow="0" w:firstColumn="1" w:lastColumn="0" w:noHBand="0" w:noVBand="1"/>
+      </w:tblPr>
+      <w:tblGrid>
+        <w:gridCol w:w="3060"/>
+        <w:gridCol w:w="3745"/>
+        <w:gridCol w:w="2931"/>
+      </w:tblGrid>
+      <w:tr>
+        <w:tc>
+          <w:tcPr>
+            <w:tcW w:w="0" w:type="auto"/>
+            <w:hideMark/>
+          </w:tcPr>
+          <w:p>
+            <w:pPr>
+              <w:pStyle w:val="H"/>
+              <w:rPr>
+                <w:lang w:eastAsia="en-IN"/>
+              </w:rPr>
+            </w:pPr>
+            <w:r>
+              <w:rPr>
+                <w:lang w:eastAsia="en-IN"/>
+              </w:rPr>
+              <w:t>Type</w:t>
+            </w:r>
+          </w:p>
+        </w:tc>
+        <w:tc>
+          <w:tcPr>
+            <w:tcW w:w="0" w:type="auto"/>
+            <w:hideMark/>
+          </w:tcPr>
+          <w:p>
+            <w:pPr>
+              <w:pStyle w:val="H"/>
+              <w:rPr>
+                <w:lang w:eastAsia="en-IN"/>
+              </w:rPr>
+            </w:pPr>
+            <w:r>
+              <w:rPr>
+                <w:lang w:eastAsia="en-IN"/>
+              </w:rPr>
+              <w:t>Description</w:t>
+            </w:r>
+          </w:p>
+        </w:tc>
+        <w:tc>
+          <w:tcPr>
+            <w:tcW w:w="0" w:type="auto"/>
+            <w:hideMark/>
+          </w:tcPr>
+          <w:p>
+            <w:pPr>
+              <w:pStyle w:val="H"/>
+              <w:rPr>
+                <w:lang w:eastAsia="en-IN"/>
+              </w:rPr>
+            </w:pPr>
+            <w:r>
+              <w:rPr>
+                <w:lang w:eastAsia="en-IN"/>
+              </w:rPr>
+              <w:t>Use Case</w:t>
+            </w:r>
+          </w:p>
+        </w:tc>
+      </w:tr>
+      <w:tr>
+        <w:tc>
+          <w:tcPr>
+            <w:tcW w:w="0" w:type="auto"/>
+            <w:hideMark/>
+          </w:tcPr>
+          <w:p>
+            <w:pPr>
+              <w:pStyle w:val="T"/>
+              <w:rPr>
+                <w:lang w:eastAsia="en-IN"/>
+              </w:rPr>
+            </w:pPr>
+            <w:r>
+              <w:rPr>
+                <w:lang w:eastAsia="en-IN"/>
+              </w:rPr>
+              <w:t>Classification Trees</w:t>
+            </w:r>
+          </w:p>
+        </w:tc>
+        <w:tc>
+          <w:tcPr>
+            <w:tcW w:w="0" w:type="auto"/>
+            <w:hideMark/>
+          </w:tcPr>
+          <w:p>
+            <w:pPr>
+              <w:pStyle w:val="T"/>
+              <w:rPr>
+                <w:lang w:eastAsia="en-IN"/>
+              </w:rPr>
+            </w:pPr>
+            <w:r>
+              <w:rPr>
+                <w:lang w:eastAsia="en-IN"/>
+              </w:rPr>
+              <w:t>Predict categorical/discrete classes</w:t>
+            </w:r>
+          </w:p>
+        </w:tc>
+        <w:tc>
+          <w:tcPr>
+            <w:tcW w:w="0" w:type="auto"/>
+            <w:hideMark/>
+          </w:tcPr>
+          <w:p>
+            <w:pPr>
+              <w:pStyle w:val="T"/>
+              <w:rPr>
+                <w:lang w:eastAsia="en-IN"/>
+              </w:rPr>
+            </w:pPr>
+            <w:r>
+              <w:rPr>
+                <w:lang w:eastAsia="en-IN"/>
+              </w:rPr>
+              <w:t>Email spam detection, disease diagnosis</w:t>
+            </w:r>
+          </w:p>
+        </w:tc>
+      </w:tr>
+      <w:tr>
+        <w:tc>
+          <w:tcPr>
+            <w:tcW w:w="0" w:type="auto"/>
+            <w:hideMark/>
+          </w:tcPr>
+          <w:p>
+            <w:pPr>
+              <w:pStyle w:val="T"/>
+              <w:rPr>
+                <w:lang w:eastAsia="en-IN"/>
+              </w:rPr>
+            </w:pPr>
+            <w:r>
+              <w:rPr>
+                <w:lang w:eastAsia="en-IN"/>
+              </w:rPr>
+              <w:t>Regression Trees</w:t>
+            </w:r>
+          </w:p>
+        </w:tc>
+        <w:tc>
+          <w:tcPr>
+            <w:tcW w:w="0" w:type="auto"/>
+            <w:hideMark/>
+          </w:tcPr>
+          <w:p>
+            <w:pPr>
+              <w:pStyle w:val="T"/>
+              <w:rPr>
+                <w:lang w:eastAsia="en-IN"/>
+              </w:rPr>
+            </w:pPr>
+            <w:r>
+              <w:rPr>
+                <w:lang w:eastAsia="en-IN"/>
+              </w:rPr>
+              <w:t>Predict continuous/numerical values</w:t>
+            </w:r>
+          </w:p>
+        </w:tc>
+        <w:tc>
+          <w:tcPr>
+            <w:tcW w:w="0" w:type="auto"/>
+            <w:hideMark/>
+          </w:tcPr>
+          <w:p>
+            <w:pPr>
+              <w:pStyle w:val="T"/>
+              <w:rPr>
+                <w:lang w:eastAsia="en-IN"/>
+              </w:rPr>
+            </w:pPr>
+            <w:r>
+              <w:rPr>
+                <w:lang w:eastAsia="en-IN"/>
+              </w:rPr>
+              <w:t>House price prediction, sales forecasting</w:t>
+            </w:r>
+          </w:p>
+        </w:tc>
+      </w:tr>
+      <w:tr>
+        <w:tc>
+          <w:tcPr>
+            <w:tcW w:w="0" w:type="auto"/>
+            <w:hideMark/>
+          </w:tcPr>
+          <w:p>
+            <w:pPr>
+              <w:pStyle w:val="T"/>
+              <w:rPr>
+                <w:lang w:eastAsia="en-IN"/>
+              </w:rPr>
+            </w:pPr>
+            <w:r>
+              <w:rPr>
+                <w:lang w:eastAsia="en-IN"/>
+              </w:rPr>
+              <w:t>CART (Classification and Regression Trees)</w:t>
+            </w:r>
+          </w:p>
+        </w:tc>
+        <w:tc>
+          <w:tcPr>
+            <w:tcW w:w="0" w:type="auto"/>
+            <w:hideMark/>
+          </w:tcPr>
+          <w:p>
+            <w:pPr>
+              <w:pStyle w:val="T"/>
+              <w:rPr>
+                <w:lang w:eastAsia="en-IN"/>
+              </w:rPr>
+            </w:pPr>
+            <w:r>
+              <w:rPr>
+                <w:lang w:eastAsia="en-IN"/>
+              </w:rPr>
+              <w:t>Can handle both classification and regression</w:t>
+            </w:r>
+          </w:p>
+        </w:tc>
+        <w:tc>
+          <w:tcPr>
+            <w:tcW w:w="0" w:type="auto"/>
+            <w:hideMark/>
+          </w:tcPr>
+          <w:p>
+            <w:pPr>
+              <w:pStyle w:val="T"/>
+              <w:rPr>
+                <w:lang w:eastAsia="en-IN"/>
+              </w:rPr>
+            </w:pPr>
+            <w:r>
+              <w:rPr>
+                <w:lang w:eastAsia="en-IN"/>
+              </w:rPr>
+              <w:t>General-purpose tasks</w:t>
+            </w:r>
+          </w:p>
+        </w:tc>
+      </w:tr>
+      <w:tr>
+        <w:tc>
+          <w:tcPr>
+            <w:tcW w:w="0" w:type="auto"/>
+            <w:hideMark/>
+          </w:tcPr>
+          <w:p>
+            <w:pPr>
+              <w:pStyle w:val="T"/>
+              <w:rPr>
+                <w:lang w:eastAsia="en-IN"/>
+              </w:rPr>
+            </w:pPr>
+            <w:r>
+              <w:rPr>
+                <w:lang w:eastAsia="en-IN"/>
+              </w:rPr>
+              <w:t>ID3 (Iterative Dichotomiser 3)</w:t>
+            </w:r>
+          </w:p>
+        </w:tc>
+        <w:tc>
+          <w:tcPr>
+            <w:tcW w:w="0" w:type="auto"/>
+            <w:hideMark/>
+          </w:tcPr>
+          <w:p>
+            <w:pPr>
+              <w:pStyle w:val="T"/>
+              <w:rPr>
+                <w:lang w:eastAsia="en-IN"/>
+              </w:rPr>
+            </w:pPr>
+            <w:r>
+              <w:rPr>
+                <w:lang w:eastAsia="en-IN"/>
+              </w:rPr>
+              <w:t>Uses Information Gain with categorical data</w:t>
+            </w:r>
+          </w:p>
+        </w:tc>
+        <w:tc>
+          <w:tcPr>
+            <w:tcW w:w="0" w:type="auto"/>
+            <w:hideMark/>
+          </w:tcPr>
+          <w:p>
+            <w:pPr>
+              <w:pStyle w:val="T"/>
+              <w:rPr>
+                <w:lang w:eastAsia="en-IN"/>
+              </w:rPr>
+            </w:pPr>
+            <w:r>
+              <w:rPr>
+                <w:lang w:eastAsia="en-IN"/>
+              </w:rPr>
+              <w:t>Simple classification problems</w:t>
+            </w:r>
+          </w:p>
+        </w:tc>
+      </w:tr>
+      <w:tr>
+        <w:tc>
+          <w:tcPr>
+            <w:tcW w:w="0" w:type="auto"/>
+            <w:hideMark/>
+          </w:tcPr>
+          <w:p>
+            <w:pPr>
+              <w:pStyle w:val="T"/>
+              <w:rPr>
+                <w:lang w:eastAsia="en-IN"/>
+              </w:rPr>
+            </w:pPr>
+            <w:r>
+              <w:rPr>
+                <w:lang w:eastAsia="en-IN"/>
+              </w:rPr>
+              <w:t>C4.5 (Successor to ID3)</w:t>
+            </w:r>
+          </w:p>
+        </w:tc>
+        <w:tc>
+          <w:tcPr>
+            <w:tcW w:w="0" w:type="auto"/>
+            <w:hideMark/>
+          </w:tcPr>
+          <w:p>
+            <w:pPr>
+              <w:pStyle w:val="T"/>
+              <w:rPr>
+                <w:lang w:eastAsia="en-IN"/>
+              </w:rPr>
+            </w:pPr>
+            <w:r>
+              <w:rPr>
+                <w:lang w:eastAsia="en-IN"/>
+              </w:rPr>
+              <w:t>Handles both categorical and numerical data</w:t>
+            </w:r>
+          </w:p>
+        </w:tc>
+        <w:tc>
+          <w:tcPr>
+            <w:tcW w:w="0" w:type="auto"/>
+            <w:hideMark/>
+          </w:tcPr>
+          <w:p>
+            <w:pPr>
+              <w:pStyle w:val="T"/>
+              <w:rPr>
+                <w:lang w:eastAsia="en-IN"/>
+              </w:rPr>
+            </w:pPr>
+            <w:r>
+              <w:rPr>
+                <w:lang w:eastAsia="en-IN"/>
+              </w:rPr>
+              <w:t>Practical applications with mixed data</w:t>
+            </w:r>
+          </w:p>
+        </w:tc>
+      </w:tr>
+      <w:tr>
+        <w:tc>
+          <w:tcPr>
+            <w:tcW w:w="0" w:type="auto"/>
+            <w:hideMark/>
+          </w:tcPr>
+          <w:p>
+            <w:pPr>
+              <w:pStyle w:val="T"/>
+              <w:rPr>
+                <w:lang w:eastAsia="en-IN"/>
+              </w:rPr>
+            </w:pPr>
+            <w:r>
+              <w:rPr>
+                <w:lang w:eastAsia="en-IN"/>
+              </w:rPr>
+              <w:t>C5.0</w:t>
+            </w:r>
+          </w:p>
+        </w:tc>
+        <w:tc>
+          <w:tcPr>
+            <w:tcW w:w="0" w:type="auto"/>
+            <w:hideMark/>
+          </w:tcPr>
+          <w:p>
+            <w:pPr>
+              <w:pStyle w:val="T"/>
+              <w:rPr>
+                <w:lang w:eastAsia="en-IN"/>
+              </w:rPr>
+            </w:pPr>
+            <w:r>
+              <w:rPr>
+                <w:lang w:eastAsia="en-IN"/>
+              </w:rPr>
+              <w:t>Improved version of C4.5, more memory efficient</w:t>
+            </w:r>
+          </w:p>
+        </w:tc>
+        <w:tc>
+          <w:tcPr>
+            <w:tcW w:w="0" w:type="auto"/>
+            <w:hideMark/>
+          </w:tcPr>
+          <w:p>
+            <w:pPr>
+              <w:pStyle w:val="T"/>
+              <w:rPr>
+                <w:lang w:eastAsia="en-IN"/>
+              </w:rPr>
+            </w:pPr>
+            <w:r>
+              <w:rPr>
+                <w:lang w:eastAsia="en-IN"/>
+              </w:rPr>
+              <w:t>Commercial applications</w:t>
+            </w:r>
+          </w:p>
+        </w:tc>
+      </w:tr>
+    </w:tbl>
+    <w:p>
+      <w:pPr>
+        <w:pStyle w:val="S"/>
+      </w:pPr>
+    </w:p>
+    <w:p>
+      <w:pPr>
+        <w:pStyle w:val="H"/>
+      </w:pPr>
+      <w:r>
+        <w:t xml:space="preserve">Q3. </w:t>
+      </w:r>
+      <w:r>
+        <w:t xml:space="preserve">List </w:t>
+      </w:r>
+      <w:r>
+        <w:t>Advantages of Decision Trees</w:t>
+      </w:r>
+      <w:r>
+        <w:t>.</w:t>
+      </w:r>
+    </w:p>
+    <w:p>
+      <w:pPr>
+        <w:pStyle w:val="L"/>
+      </w:pPr>
+      <w:r>
+        <w:rPr>
+          <w:rStyle w:val="Strong"/>
+          <w:b w:val="0"/>
+          <w:bCs w:val="0"/>
+        </w:rPr>
+        <w:t>Easy to Understand &amp; Interpret</w:t>
+      </w:r>
+      <w:r>
+        <w:t>: Visual representation makes it transparent</w:t>
+      </w:r>
+    </w:p>
+    <w:p>
+      <w:pPr>
+        <w:pStyle w:val="L"/>
+      </w:pPr>
+      <w:r>
+        <w:rPr>
+          <w:rStyle w:val="Strong"/>
+          <w:b w:val="0"/>
+          <w:bCs w:val="0"/>
+        </w:rPr>
+        <w:t xml:space="preserve">Requires Little Data </w:t>
+      </w:r>
+      <w:r>
+        <w:rPr>
+          <w:rStyle w:val="Strong"/>
+          <w:b w:val="0"/>
+          <w:bCs w:val="0"/>
+        </w:rPr>
+        <w:t>Pre-processing</w:t>
+      </w:r>
+      <w:r>
+        <w:t>: No need for feature scaling or normalization</w:t>
+      </w:r>
+    </w:p>
+    <w:p>
+      <w:pPr>
+        <w:pStyle w:val="L"/>
+      </w:pPr>
+      <w:r>
+        <w:rPr>
+          <w:rStyle w:val="Strong"/>
+          <w:b w:val="0"/>
+          <w:bCs w:val="0"/>
+        </w:rPr>
+        <w:t>Handles Both Numerical &amp; Categorical Data</w:t>
+      </w:r>
+    </w:p>
+    <w:p>
+      <w:pPr>
+        <w:pStyle w:val="L"/>
+      </w:pPr>
+      <w:r>
+        <w:rPr>
+          <w:rStyle w:val="Strong"/>
+          <w:b w:val="0"/>
+          <w:bCs w:val="0"/>
+        </w:rPr>
+        <w:t>Non-Parametric</w:t>
+      </w:r>
+      <w:r>
+        <w:t>: No assumptions about data distribution</w:t>
+      </w:r>
+    </w:p>
+    <w:p>
+      <w:pPr>
+        <w:pStyle w:val="L"/>
+      </w:pPr>
+      <w:r>
+        <w:rPr>
+          <w:rStyle w:val="Strong"/>
+          <w:b w:val="0"/>
+          <w:bCs w:val="0"/>
+        </w:rPr>
+        <w:t>Feature Importance</w:t>
+      </w:r>
+      <w:r>
+        <w:t>: Naturally shows which features are most important</w:t>
+      </w:r>
+    </w:p>
+    <w:p>
+      <w:pPr>
+        <w:pStyle w:val="L"/>
+      </w:pPr>
+      <w:r>
+        <w:rPr>
+          <w:rStyle w:val="Strong"/>
+          <w:b w:val="0"/>
+          <w:bCs w:val="0"/>
+        </w:rPr>
+        <w:lastRenderedPageBreak/>
+        <w:t>Handles Non-Linear Relationships</w:t>
+      </w:r>
+    </w:p>
+    <w:p>
+      <w:pPr>
+        <w:pStyle w:val="L"/>
+      </w:pPr>
+      <w:r>
+        <w:rPr>
+          <w:rStyle w:val="Strong"/>
+          <w:b w:val="0"/>
+          <w:bCs w:val="0"/>
+        </w:rPr>
+        <w:t>Fast Prediction</w:t>
+      </w:r>
+      <w:r>
+        <w:t>: Once trained, predictions are O(log n)</w:t>
+      </w:r>
+    </w:p>
+    <w:p>
+      <w:pPr>
+        <w:pStyle w:val="S"/>
+      </w:pPr>
+    </w:p>
+    <w:p>
+      <w:pPr>
+        <w:pStyle w:val="H"/>
+      </w:pPr>
+      <w:r>
+        <w:t xml:space="preserve">Q4 </w:t>
+      </w:r>
+      <w:r>
+        <w:t xml:space="preserve">List </w:t>
+      </w:r>
+      <w:r>
+        <w:t>Disadvantages of Decision Tree</w:t>
+      </w:r>
+      <w:r>
+        <w:t>s.</w:t>
+      </w:r>
+    </w:p>
+    <w:p>
+      <w:pPr>
+        <w:pStyle w:val="L"/>
+      </w:pPr>
+      <w:r>
+        <w:rPr>
+          <w:rStyle w:val="Strong"/>
+          <w:b w:val="0"/>
+          <w:bCs w:val="0"/>
+        </w:rPr>
+        <w:t>Overfitting</w:t>
+      </w:r>
+      <w:r>
+        <w:t>: Tend to create overly complex trees that don't generalize well</w:t>
+      </w:r>
+    </w:p>
+    <w:p>
+      <w:pPr>
+        <w:pStyle w:val="L"/>
+      </w:pPr>
+      <w:r>
+        <w:rPr>
+          <w:rStyle w:val="Strong"/>
+          <w:b w:val="0"/>
+          <w:bCs w:val="0"/>
+        </w:rPr>
+        <w:t>High Variance</w:t>
+      </w:r>
+      <w:r>
+        <w:t>: Small changes in data can create very different trees</w:t>
+      </w:r>
+    </w:p>
+    <w:p>
+      <w:pPr>
+        <w:pStyle w:val="L"/>
+      </w:pPr>
+      <w:r>
+        <w:rPr>
+          <w:rStyle w:val="Strong"/>
+          <w:b w:val="0"/>
+          <w:bCs w:val="0"/>
+        </w:rPr>
+        <w:t>Biased with Imbalanced Data</w:t>
+      </w:r>
+      <w:r>
+        <w:t xml:space="preserve">: May create biased trees </w:t>
+      </w:r>
+      <w:r>
+        <w:t>favouring</w:t>
+      </w:r>
+      <w:r>
+        <w:t xml:space="preserve"> dominant classes</w:t>
+      </w:r>
+    </w:p>
+    <w:p>
+      <w:pPr>
+        <w:pStyle w:val="L"/>
+      </w:pPr>
+      <w:r>
+        <w:rPr>
+          <w:rStyle w:val="Strong"/>
+          <w:b w:val="0"/>
+          <w:bCs w:val="0"/>
+        </w:rPr>
+        <w:t>Not Suitable for XOR-type Problems</w:t>
+      </w:r>
+      <w:r>
+        <w:t>: Struggle with certain logical operations</w:t>
+      </w:r>
+    </w:p>
+    <w:p>
+      <w:pPr>
+        <w:pStyle w:val="L"/>
+      </w:pPr>
+      <w:r>
+        <w:rPr>
+          <w:rStyle w:val="Strong"/>
+          <w:b w:val="0"/>
+          <w:bCs w:val="0"/>
+        </w:rPr>
+        <w:t>Instability</w:t>
+      </w:r>
+      <w:r>
+        <w:t>: Sensitive to minor variations in training data</w:t>
+      </w:r>
+    </w:p>
+    <w:p>
+      <w:pPr>
+        <w:pStyle w:val="L"/>
+      </w:pPr>
+      <w:r>
+        <w:rPr>
+          <w:rStyle w:val="Strong"/>
+          <w:b w:val="0"/>
+          <w:bCs w:val="0"/>
+        </w:rPr>
+        <w:t>Greedy Algorithm</w:t>
+      </w:r>
+      <w:r>
+        <w:t>: Makes locally optimal decisions that may not be globally optimal</w:t>
+      </w:r>
+    </w:p>
+    <w:p>
+      <w:pPr>
+        <w:pStyle w:val="S"/>
+      </w:pPr>
+    </w:p>
+    <w:p>
+      <w:pPr>
+        <w:pStyle w:val="H"/>
+      </w:pPr>
+      <w:r>
+        <w:t>Q5. Draw the Decision Tree using ID3 Induction Method</w:t>
+      </w:r>
+      <w:r>
+        <w:t>.</w:t>
+      </w:r>
+    </w:p>
+    <w:p>
+      <w:pPr>
+        <w:pStyle w:val="H"/>
+      </w:pPr>
+      <w:r>
+        <w:t>Code:</w:t>
+      </w:r>
+    </w:p>
+    <w:p>
+      <w:pPr>
+        <w:pStyle w:val="Code"/>
+      </w:pPr>
+      <w:r>
+        <w:t>import pandas as pd</w:t>
+      </w:r>
+    </w:p>
+    <w:p>
+      <w:pPr>
+        <w:pStyle w:val="Code"/>
+      </w:pPr>
+      <w:r>
+        <w:t>import numpy as np</w:t>
+      </w:r>
+    </w:p>
+    <w:p>
+      <w:pPr>
+        <w:pStyle w:val="Code"/>
+      </w:pPr>
+      <w:r>
+        <w:t>import matplotlib.pyplot as plt</w:t>
+      </w:r>
+    </w:p>
+    <w:p>
+      <w:pPr>
+        <w:pStyle w:val="Code"/>
+      </w:pPr>
+      <w:r>
+        <w:t>from sklearn.tree import DecisionTreeClassifier, export_text, plot_tree</w:t>
+      </w:r>
+    </w:p>
+    <w:p>
+      <w:pPr>
+        <w:pStyle w:val="Code"/>
+      </w:pPr>
+      <w:r>
+        <w:t>from sklearn.preprocessing import LabelEncoder</w:t>
+      </w:r>
+    </w:p>
+    <w:p>
+      <w:pPr>
+        <w:pStyle w:val="Code"/>
+      </w:pPr>
+    </w:p>
+    <w:p>
+      <w:pPr>
+        <w:pStyle w:val="Code"/>
+      </w:pPr>
+      <w:r>
+        <w:rPr>
+          <w:i/>
+          <w:iCs/>
+        </w:rPr>
+        <w:t># Define the dataset</w:t>
+      </w:r>
+    </w:p>
+    <w:p>
+      <w:pPr>
+        <w:pStyle w:val="Code"/>
+      </w:pPr>
+      <w:r>
+        <w:t>data = {</w:t>
+      </w:r>
+    </w:p>
+    <w:p>
+      <w:pPr>
+        <w:pStyle w:val="Code"/>
+      </w:pPr>
+      <w:r>
+        <w:t xml:space="preserve">    'Outlook': ['Sunny', 'Sunny', 'Overcast', 'Rain', 'Rain', 'Rain', 'Overcast', </w:t>
+      </w:r>
+    </w:p>
+    <w:p>
+      <w:pPr>
+        <w:pStyle w:val="Code"/>
+      </w:pPr>
+      <w:r>
+        <w:t>                'Sunny', 'Sunny', 'Rain', 'Sunny', 'Overcast', 'Overcast', 'Rain'],</w:t>
+      </w:r>
+    </w:p>
+    <w:p>
+      <w:pPr>
+        <w:pStyle w:val="Code"/>
+      </w:pPr>
+      <w:r>
+        <w:t xml:space="preserve">    'Temperature': ['Hot', 'Hot', 'Hot', 'Mild', 'Cool', 'Cool', 'Cool', </w:t>
+      </w:r>
+    </w:p>
+    <w:p>
+      <w:pPr>
+        <w:pStyle w:val="Code"/>
+      </w:pPr>
+      <w:r>
+        <w:t>                   'Mild', 'Cool', 'Mild', 'Mild', 'Mild', 'Hot', 'Mild'],</w:t>
+      </w:r>
+    </w:p>
+    <w:p>
+      <w:pPr>
+        <w:pStyle w:val="Code"/>
+      </w:pPr>
+      <w:r>
+        <w:t>    'Humidity': ['High', 'High', 'High', 'High', 'Normal', 'Normal', 'Normal',</w:t>
+      </w:r>
+    </w:p>
+    <w:p>
+      <w:pPr>
+        <w:pStyle w:val="Code"/>
+      </w:pPr>
+      <w:r>
+        <w:t>                'High', 'Normal', 'Normal', 'Normal', 'High', 'Normal', 'High'],</w:t>
+      </w:r>
+    </w:p>
+    <w:p>
+      <w:pPr>
+        <w:pStyle w:val="Code"/>
+      </w:pPr>
+      <w:r>
+        <w:t>    'Windy': ['Weak', 'Strong', 'Weak', 'Weak', 'Weak', 'Strong', 'Strong',</w:t>
+      </w:r>
+    </w:p>
+    <w:p>
+      <w:pPr>
+        <w:pStyle w:val="Code"/>
+      </w:pPr>
+      <w:r>
+        <w:t>             'Weak', 'Weak', 'Weak', 'Strong', 'Strong', 'Weak', 'Strong'],</w:t>
+      </w:r>
+    </w:p>
+    <w:p>
+      <w:pPr>
+        <w:pStyle w:val="Code"/>
+      </w:pPr>
+      <w:r>
+        <w:t xml:space="preserve">    'PlayTennis': ['No', 'No', 'Yes', 'Yes', 'Yes', 'No', 'Yes', 'No', 'Yes', </w:t>
+      </w:r>
+    </w:p>
+    <w:p>
+      <w:pPr>
+        <w:pStyle w:val="Code"/>
+      </w:pPr>
+      <w:r>
+        <w:t>                  'Yes', 'Yes', 'Yes', 'Yes', 'No']</w:t>
+      </w:r>
+    </w:p>
+    <w:p>
+      <w:pPr>
+        <w:pStyle w:val="Code"/>
+      </w:pPr>
+      <w:r>
+        <w:t>}</w:t>
+      </w:r>
+    </w:p>
+    <w:p>
+      <w:pPr>
+        <w:pStyle w:val="Code"/>
+      </w:pPr>
+    </w:p>
+    <w:p>
+      <w:pPr>
+        <w:pStyle w:val="Code"/>
+      </w:pPr>
+      <w:r>
+        <w:rPr>
+          <w:i/>
+          <w:iCs/>
+        </w:rPr>
+        <w:t xml:space="preserve"># Create </w:t>
+      </w:r>
+      <w:r>
+        <w:rPr>
+          <w:i/>
+          <w:iCs/>
+        </w:rPr>
+        <w:t>Data Frame</w:t>
+      </w:r>
+    </w:p>
+    <w:p>
+      <w:pPr>
+        <w:pStyle w:val="Code"/>
+      </w:pPr>
+      <w:r>
+        <w:t>df = pd.DataFrame(data)</w:t>
+      </w:r>
+    </w:p>
+    <w:p>
+      <w:pPr>
+        <w:pStyle w:val="Code"/>
+      </w:pPr>
+      <w:r>
+        <w:t>print("Dataset:")</w:t>
+      </w:r>
+    </w:p>
+    <w:p>
+      <w:pPr>
+        <w:pStyle w:val="Code"/>
+      </w:pPr>
+      <w:r>
+        <w:t>print(df)</w:t>
+      </w:r>
+    </w:p>
+    <w:p>
+      <w:pPr>
+        <w:pStyle w:val="Code"/>
+      </w:pPr>
+      <w:r>
+        <w:t>print("\n" + "="*50)</w:t>
+      </w:r>
+    </w:p>
+    <w:p>
+      <w:pPr>
+        <w:pStyle w:val="Code"/>
+      </w:pPr>
+    </w:p>
+    <w:p>
+      <w:pPr>
+        <w:pStyle w:val="Code"/>
+      </w:pPr>
+      <w:r>
+        <w:rPr>
+          <w:i/>
+          <w:iCs/>
+        </w:rPr>
+        <w:t># Features and target</w:t>
+      </w:r>
+    </w:p>
+    <w:p>
+      <w:pPr>
+        <w:pStyle w:val="Code"/>
+      </w:pPr>
+      <w:r>
+        <w:t>features = ['Outlook', 'Temperature', 'Humidity', 'Windy']</w:t>
+      </w:r>
+    </w:p>
+    <w:p>
+      <w:pPr>
+        <w:pStyle w:val="Code"/>
+      </w:pPr>
+      <w:r>
+        <w:t>target = 'PlayTennis'</w:t>
+      </w:r>
+    </w:p>
+    <w:p>
+      <w:pPr>
+        <w:pStyle w:val="Code"/>
+      </w:pPr>
+    </w:p>
+    <w:p>
+      <w:pPr>
+        <w:pStyle w:val="Code"/>
+      </w:pPr>
+      <w:r>
+        <w:rPr>
+          <w:i/>
+          <w:iCs/>
+        </w:rPr>
+        <w:t># Prepare data for sklearn</w:t>
+      </w:r>
+    </w:p>
+    <w:p>
+      <w:pPr>
+        <w:pStyle w:val="Code"/>
+      </w:pPr>
+      <w:r>
+        <w:t>X = df[features]</w:t>
+      </w:r>
+    </w:p>
+    <w:p>
+      <w:pPr>
+        <w:pStyle w:val="Code"/>
+      </w:pPr>
+      <w:r>
+        <w:t>y = df[target]</w:t>
+      </w:r>
+    </w:p>
+    <w:p>
+      <w:pPr>
+        <w:pStyle w:val="Code"/>
+      </w:pPr>
+    </w:p>
+    <w:p>
+      <w:pPr>
+        <w:pStyle w:val="Code"/>
+      </w:pPr>
+      <w:r>
+        <w:rPr>
+          <w:i/>
+          <w:iCs/>
+        </w:rPr>
+        <w:t># Encode categorical variables</w:t>
+      </w:r>
+    </w:p>
+    <w:p>
+      <w:pPr>
+        <w:pStyle w:val="Code"/>
+      </w:pPr>
+      <w:r>
+        <w:t>le = LabelEncoder()</w:t>
+      </w:r>
+    </w:p>
+    <w:p>
+      <w:pPr>
+        <w:pStyle w:val="Code"/>
+      </w:pPr>
+      <w:r>
+        <w:t>X_encoded = X.copy()</w:t>
+      </w:r>
+    </w:p>
+    <w:p>
+      <w:pPr>
+        <w:pStyle w:val="Code"/>
+      </w:pPr>
+      <w:r>
+        <w:lastRenderedPageBreak/>
+        <w:t>for col in X.columns:</w:t>
+      </w:r>
+    </w:p>
+    <w:p>
+      <w:pPr>
+        <w:pStyle w:val="Code"/>
+      </w:pPr>
+      <w:r>
+        <w:t>    X_encoded[col] = le.fit_transform(X[col])</w:t>
+      </w:r>
+    </w:p>
+    <w:p>
+      <w:pPr>
+        <w:pStyle w:val="Code"/>
+      </w:pPr>
+    </w:p>
+    <w:p>
+      <w:pPr>
+        <w:pStyle w:val="Code"/>
+      </w:pPr>
+      <w:r>
+        <w:t>y_encoded = le.fit_transform(y)</w:t>
+      </w:r>
+    </w:p>
+    <w:p>
+      <w:pPr>
+        <w:pStyle w:val="Code"/>
+      </w:pPr>
+    </w:p>
+    <w:p>
+      <w:pPr>
+        <w:pStyle w:val="Code"/>
+      </w:pPr>
+      <w:r>
+        <w:t>print("\nEncoded Features:")</w:t>
+      </w:r>
+    </w:p>
+    <w:p>
+      <w:pPr>
+        <w:pStyle w:val="Code"/>
+      </w:pPr>
+      <w:r>
+        <w:t>print(X_encoded.head())</w:t>
+      </w:r>
+    </w:p>
+    <w:p>
+      <w:pPr>
+        <w:pStyle w:val="Code"/>
+      </w:pPr>
+      <w:r>
+        <w:t>print(f"\nEncoded Target (0=No, 1=Yes): {y_encoded}")</w:t>
+      </w:r>
+    </w:p>
+    <w:p>
+      <w:pPr>
+        <w:pStyle w:val="Code"/>
+      </w:pPr>
+    </w:p>
+    <w:p>
+      <w:pPr>
+        <w:pStyle w:val="Code"/>
+      </w:pPr>
+      <w:r>
+        <w:rPr>
+          <w:i/>
+          <w:iCs/>
+        </w:rPr>
+        <w:t># Build decision tree with entropy criterion (similar to ID3)</w:t>
+      </w:r>
+    </w:p>
+    <w:p>
+      <w:pPr>
+        <w:pStyle w:val="Code"/>
+      </w:pPr>
+      <w:r>
+        <w:t>dt_clf = DecisionTreeClassifier(</w:t>
+      </w:r>
+    </w:p>
+    <w:p>
+      <w:pPr>
+        <w:pStyle w:val="Code"/>
+      </w:pPr>
+      <w:r>
+        <w:t>    criterion='entropy',  </w:t>
+      </w:r>
+      <w:r>
+        <w:rPr>
+          <w:i/>
+          <w:iCs/>
+        </w:rPr>
+        <w:t># This makes it similar to ID3</w:t>
+      </w:r>
+    </w:p>
+    <w:p>
+      <w:pPr>
+        <w:pStyle w:val="Code"/>
+      </w:pPr>
+      <w:r>
+        <w:t>    max_depth=3,</w:t>
+      </w:r>
+    </w:p>
+    <w:p>
+      <w:pPr>
+        <w:pStyle w:val="Code"/>
+      </w:pPr>
+      <w:r>
+        <w:t>    random_state=42</w:t>
+      </w:r>
+    </w:p>
+    <w:p>
+      <w:pPr>
+        <w:pStyle w:val="Code"/>
+      </w:pPr>
+      <w:r>
+        <w:t>)</w:t>
+      </w:r>
+    </w:p>
+    <w:p>
+      <w:pPr>
+        <w:pStyle w:val="Code"/>
+      </w:pPr>
+    </w:p>
+    <w:p>
+      <w:pPr>
+        <w:pStyle w:val="Code"/>
+      </w:pPr>
+      <w:r>
+        <w:t>dt_clf.fit(X_encoded, y_encoded)</w:t>
+      </w:r>
+    </w:p>
+    <w:p>
+      <w:pPr>
+        <w:pStyle w:val="Code"/>
+      </w:pPr>
+    </w:p>
+    <w:p>
+      <w:pPr>
+        <w:pStyle w:val="Code"/>
+      </w:pPr>
+      <w:r>
+        <w:rPr>
+          <w:i/>
+          <w:iCs/>
+        </w:rPr>
+        <w:t># Visualize the tree</w:t>
+      </w:r>
+    </w:p>
+    <w:p>
+      <w:pPr>
+        <w:pStyle w:val="Code"/>
+      </w:pPr>
+      <w:r>
+        <w:t>plt.figure(figsize=(15, 10))</w:t>
+      </w:r>
+    </w:p>
+    <w:p>
+      <w:pPr>
+        <w:pStyle w:val="Code"/>
+      </w:pPr>
+      <w:r>
+        <w:t>plot_tree(</w:t>
+      </w:r>
+    </w:p>
+    <w:p>
+      <w:pPr>
+        <w:pStyle w:val="Code"/>
+      </w:pPr>
+      <w:r>
+        <w:t>    dt_clf,</w:t>
+      </w:r>
+    </w:p>
+    <w:p>
+      <w:pPr>
+        <w:pStyle w:val="Code"/>
+      </w:pPr>
+      <w:r>
+        <w:t>    feature_names=features,</w:t>
+      </w:r>
+    </w:p>
+    <w:p>
+      <w:pPr>
+        <w:pStyle w:val="Code"/>
+      </w:pPr>
+      <w:r>
+        <w:t>    class_names=['No', 'Yes'],</w:t>
+      </w:r>
+    </w:p>
+    <w:p>
+      <w:pPr>
+        <w:pStyle w:val="Code"/>
+      </w:pPr>
+      <w:r>
+        <w:t>    filled=True,</w:t>
+      </w:r>
+    </w:p>
+    <w:p>
+      <w:pPr>
+        <w:pStyle w:val="Code"/>
+      </w:pPr>
+      <w:r>
+        <w:t>    rounded=True,</w:t>
+      </w:r>
+    </w:p>
+    <w:p>
+      <w:pPr>
+        <w:pStyle w:val="Code"/>
+      </w:pPr>
+      <w:r>
+        <w:t>    fontsize=10</w:t>
+      </w:r>
+    </w:p>
+    <w:p>
+      <w:pPr>
+        <w:pStyle w:val="Code"/>
+      </w:pPr>
+      <w:r>
+        <w:t>)</w:t>
+      </w:r>
+    </w:p>
+    <w:p>
+      <w:pPr>
+        <w:pStyle w:val="Code"/>
+      </w:pPr>
+      <w:r>
+        <w:t>plt.title("ID3-like Decision Tree (using scikit-learn)", fontsize=16)</w:t>
+      </w:r>
+    </w:p>
+    <w:p>
+      <w:pPr>
+        <w:pStyle w:val="Code"/>
+      </w:pPr>
+      <w:r>
+        <w:t>plt.tight_layout()</w:t>
+      </w:r>
+    </w:p>
+    <w:p>
+      <w:pPr>
+        <w:pStyle w:val="Code"/>
+      </w:pPr>
+      <w:r>
+        <w:t>plt.show()</w:t>
+      </w:r>
+    </w:p>
+    <w:p>
+      <w:pPr>
+        <w:pStyle w:val="Code"/>
+      </w:pPr>
+    </w:p>
+    <w:p>
+      <w:pPr>
+        <w:pStyle w:val="Code"/>
+      </w:pPr>
+      <w:r>
+        <w:rPr>
+          <w:i/>
+          <w:iCs/>
+        </w:rPr>
+        <w:t># Print tree rules</w:t>
+      </w:r>
+    </w:p>
+    <w:p>
+      <w:pPr>
+        <w:pStyle w:val="Code"/>
+      </w:pPr>
+      <w:r>
+        <w:t>print("\n" + "="*50)</w:t>
+      </w:r>
+    </w:p>
+    <w:p>
+      <w:pPr>
+        <w:pStyle w:val="Code"/>
+      </w:pPr>
+      <w:r>
+        <w:t>print("Decision Tree Rules:")</w:t>
+      </w:r>
+    </w:p>
+    <w:p>
+      <w:pPr>
+        <w:pStyle w:val="Code"/>
+      </w:pPr>
+      <w:r>
+        <w:t>print("="*50)</w:t>
+      </w:r>
+    </w:p>
+    <w:p>
+      <w:pPr>
+        <w:pStyle w:val="Code"/>
+      </w:pPr>
+      <w:r>
+        <w:t>tree_rules = export_text(</w:t>
+      </w:r>
+    </w:p>
+    <w:p>
+      <w:pPr>
+        <w:pStyle w:val="Code"/>
+      </w:pPr>
+      <w:r>
+        <w:t>    dt_clf,</w:t>
+      </w:r>
+    </w:p>
+    <w:p>
+      <w:pPr>
+        <w:pStyle w:val="Code"/>
+      </w:pPr>
+      <w:r>
+        <w:t>    feature_names=features,</w:t>
+      </w:r>
+    </w:p>
+    <w:p>
+      <w:pPr>
+        <w:pStyle w:val="Code"/>
+      </w:pPr>
+      <w:r>
+        <w:t>    spacing=3,</w:t>
+      </w:r>
+    </w:p>
+    <w:p>
+      <w:pPr>
+        <w:pStyle w:val="Code"/>
+      </w:pPr>
+      <w:r>
+        <w:t>    decimals=2</w:t>
+      </w:r>
+    </w:p>
+    <w:p>
+      <w:pPr>
+        <w:pStyle w:val="Code"/>
+      </w:pPr>
+      <w:r>
+        <w:t>)</w:t>
+      </w:r>
+    </w:p>
+    <w:p>
+      <w:pPr>
+        <w:pStyle w:val="Code"/>
+      </w:pPr>
+      <w:r>
+        <w:t>print(tree_rules)</w:t>
+      </w:r>
+    </w:p>
+    <w:p>
+      <w:pPr>
+        <w:pStyle w:val="Code"/>
+      </w:pPr>
+    </w:p>
+    <w:p>
+      <w:pPr>
+        <w:pStyle w:val="Code"/>
+      </w:pPr>
+      <w:r>
+        <w:rPr>
+          <w:i/>
+          <w:iCs/>
+        </w:rPr>
+        <w:t># Feature importance</w:t>
+      </w:r>
+    </w:p>
+    <w:p>
+      <w:pPr>
+        <w:pStyle w:val="Code"/>
+      </w:pPr>
+      <w:r>
+        <w:t>print("\n" + "="*50)</w:t>
+      </w:r>
+    </w:p>
+    <w:p>
+      <w:pPr>
+        <w:pStyle w:val="Code"/>
+      </w:pPr>
+      <w:r>
+        <w:t>print("Feature Importance:")</w:t>
+      </w:r>
+    </w:p>
+    <w:p>
+      <w:pPr>
+        <w:pStyle w:val="Code"/>
+      </w:pPr>
+      <w:r>
+        <w:t>print("="*50)</w:t>
+      </w:r>
+    </w:p>
+    <w:p>
+      <w:pPr>
+        <w:pStyle w:val="Code"/>
+      </w:pPr>
+      <w:r>
+        <w:t>for feature, importance in zip(features, dt_clf.feature_importances_):</w:t>
+      </w:r>
+    </w:p>
+    <w:p>
+      <w:pPr>
+        <w:pStyle w:val="Code"/>
+      </w:pPr>
+      <w:r>
+        <w:t>    print(f"{feature}: {importance:.3f}")</w:t>
+      </w:r>
+    </w:p>
+    <w:p>
+      <w:pPr>
+        <w:pStyle w:val="Code"/>
+      </w:pPr>
+    </w:p>
+    <w:p>
+      <w:pPr>
+        <w:pStyle w:val="Code"/>
+      </w:pPr>
+      <w:r>
+        <w:rPr>
+          <w:i/>
+          <w:iCs/>
+        </w:rPr>
+        <w:t># Make predictions</w:t>
+      </w:r>
+    </w:p>
+    <w:p>
+      <w:pPr>
+        <w:pStyle w:val="Code"/>
+      </w:pPr>
+      <w:r>
+        <w:t>print("\n" + "="*50)</w:t>
+      </w:r>
+    </w:p>
+    <w:p>
+      <w:pPr>
+        <w:pStyle w:val="Code"/>
+      </w:pPr>
+      <w:r>
+        <w:t>print("Making Predictions:")</w:t>
+      </w:r>
+    </w:p>
+    <w:p>
+      <w:pPr>
+        <w:pStyle w:val="Code"/>
+      </w:pPr>
+      <w:r>
+        <w:t>print("="*50)</w:t>
+      </w:r>
+    </w:p>
+    <w:p>
+      <w:pPr>
+        <w:pStyle w:val="Code"/>
+      </w:pPr>
+    </w:p>
+    <w:p>
+      <w:pPr>
+        <w:pStyle w:val="Code"/>
+      </w:pPr>
+      <w:r>
+        <w:rPr>
+          <w:i/>
+          <w:iCs/>
+        </w:rPr>
+        <w:lastRenderedPageBreak/>
+        <w:t># Example test cases</w:t>
+      </w:r>
+    </w:p>
+    <w:p>
+      <w:pPr>
+        <w:pStyle w:val="Code"/>
+      </w:pPr>
+      <w:r>
+        <w:t>test_cases = [</w:t>
+      </w:r>
+    </w:p>
+    <w:p>
+      <w:pPr>
+        <w:pStyle w:val="Code"/>
+      </w:pPr>
+      <w:r>
+        <w:t>    {'Outlook': 'Sunny', 'Temperature': 'Hot', 'Humidity': 'High', 'Windy': 'Weak'},</w:t>
+      </w:r>
+    </w:p>
+    <w:p>
+      <w:pPr>
+        <w:pStyle w:val="Code"/>
+      </w:pPr>
+      <w:r>
+        <w:t>    {'Outlook': 'Rain', 'Temperature': 'Cool', 'Humidity': 'Normal', 'Windy': 'Strong'},</w:t>
+      </w:r>
+    </w:p>
+    <w:p>
+      <w:pPr>
+        <w:pStyle w:val="Code"/>
+      </w:pPr>
+      <w:r>
+        <w:t>    {'Outlook': 'Overcast', 'Temperature': 'Mild', 'Humidity': 'Normal', 'Windy': 'Weak'}</w:t>
+      </w:r>
+    </w:p>
+    <w:p>
+      <w:pPr>
+        <w:pStyle w:val="Code"/>
+      </w:pPr>
+      <w:r>
+        <w:t>]</w:t>
+      </w:r>
+    </w:p>
+    <w:p>
+      <w:pPr>
+        <w:pStyle w:val="Code"/>
+      </w:pPr>
+    </w:p>
+    <w:p>
+      <w:pPr>
+        <w:pStyle w:val="Code"/>
+      </w:pPr>
+      <w:r>
+        <w:t>for i, test_case in enumerate(test_cases):</w:t>
+      </w:r>
+    </w:p>
+    <w:p>
+      <w:pPr>
+        <w:pStyle w:val="Code"/>
+      </w:pPr>
+      <w:r>
+        <w:t xml:space="preserve">    </w:t>
+      </w:r>
+      <w:r>
+        <w:rPr>
+          <w:i/>
+          <w:iCs/>
+        </w:rPr>
+        <w:t># Encode the test case</w:t>
+      </w:r>
+    </w:p>
+    <w:p>
+      <w:pPr>
+        <w:pStyle w:val="Code"/>
+      </w:pPr>
+      <w:r>
+        <w:t>    encoded_case = []</w:t>
+      </w:r>
+    </w:p>
+    <w:p>
+      <w:pPr>
+        <w:pStyle w:val="Code"/>
+      </w:pPr>
+      <w:r>
+        <w:t>    for feature in features:</w:t>
+      </w:r>
+    </w:p>
+    <w:p>
+      <w:pPr>
+        <w:pStyle w:val="Code"/>
+      </w:pPr>
+      <w:r>
+        <w:t xml:space="preserve">        </w:t>
+      </w:r>
+      <w:r>
+        <w:rPr>
+          <w:i/>
+          <w:iCs/>
+        </w:rPr>
+        <w:t># Get the label encoder for this feature</w:t>
+      </w:r>
+    </w:p>
+    <w:p>
+      <w:pPr>
+        <w:pStyle w:val="Code"/>
+      </w:pPr>
+      <w:r>
+        <w:t>        le = LabelEncoder()</w:t>
+      </w:r>
+    </w:p>
+    <w:p>
+      <w:pPr>
+        <w:pStyle w:val="Code"/>
+      </w:pPr>
+      <w:r>
+        <w:t>        le.fit(df[feature])  </w:t>
+      </w:r>
+      <w:r>
+        <w:rPr>
+          <w:i/>
+          <w:iCs/>
+        </w:rPr>
+        <w:t># Fit with original data</w:t>
+      </w:r>
+    </w:p>
+    <w:p>
+      <w:pPr>
+        <w:pStyle w:val="Code"/>
+      </w:pPr>
+      <w:r>
+        <w:t>        encoded_value = le.transform([test_case[feature]])[0]</w:t>
+      </w:r>
+    </w:p>
+    <w:p>
+      <w:pPr>
+        <w:pStyle w:val="Code"/>
+      </w:pPr>
+      <w:r>
+        <w:t>        encoded_case.append(encoded_value)</w:t>
+      </w:r>
+    </w:p>
+    <w:p>
+      <w:pPr>
+        <w:pStyle w:val="Code"/>
+      </w:pPr>
+      <w:r>
+        <w:t xml:space="preserve">    </w:t>
+      </w:r>
+    </w:p>
+    <w:p>
+      <w:pPr>
+        <w:pStyle w:val="Code"/>
+      </w:pPr>
+      <w:r>
+        <w:t>    prediction = dt_clf.predict([encoded_case])[0]</w:t>
+      </w:r>
+    </w:p>
+    <w:p>
+      <w:pPr>
+        <w:pStyle w:val="Code"/>
+      </w:pPr>
+      <w:r>
+        <w:t>    probability = dt_clf.predict_proba([encoded_case])[0]</w:t>
+      </w:r>
+    </w:p>
+    <w:p>
+      <w:pPr>
+        <w:pStyle w:val="Code"/>
+      </w:pPr>
+      <w:r>
+        <w:t xml:space="preserve">    </w:t>
+      </w:r>
+    </w:p>
+    <w:p>
+      <w:pPr>
+        <w:pStyle w:val="Code"/>
+      </w:pPr>
+      <w:r>
+        <w:t>    print(f"\nTest Case {i+1}:")</w:t>
+      </w:r>
+    </w:p>
+    <w:p>
+      <w:pPr>
+        <w:pStyle w:val="Code"/>
+      </w:pPr>
+      <w:r>
+        <w:t>    print(f"  Features: {test_case}")</w:t>
+      </w:r>
+    </w:p>
+    <w:p>
+      <w:pPr>
+        <w:pStyle w:val="Code"/>
+      </w:pPr>
+      <w:r>
+        <w:t>    print(f"  Prediction: {'Yes (Play Tennis)' if prediction == 1 else 'No (Don\'t Play Tennis)'}")</w:t>
+      </w:r>
+    </w:p>
+    <w:p>
+      <w:pPr>
+        <w:pStyle w:val="Code"/>
+      </w:pPr>
+      <w:r>
+        <w:t>    print(f"  Confidence: {probability[prediction]*100:.1f}%")</w:t>
+      </w:r>
+    </w:p>
+    <w:p>
+      <w:pPr>
+        <w:pStyle w:val="Code"/>
+      </w:pPr>
+      <w:r>
+        <w:t>    print(f"  Probabilities: [No: {probability[0]:.2%}, Yes: {probability[1]:.2%}]")</w:t>
+      </w:r>
+    </w:p>
+    <w:p>
+      <w:pPr>
+        <w:pStyle w:val="S"/>
+      </w:pPr>
+    </w:p>
+    <w:p>
+      <w:pPr>
+        <w:pStyle w:val="H"/>
+      </w:pPr>
+      <w:r>
+        <w:t>Output:</w:t>
+      </w:r>
+    </w:p>
+    <w:p>
+      <w:pPr>
+        <w:pStyle w:val="T"/>
+      </w:pPr>
+      <w:r>
+        <w:rPr>
+          <w:noProof/>
+        </w:rPr>
+        <w:drawing>
+          <wp:inline distT="0" distB="0" distL="0" distR="0" wp14:anchorId="3067A9D4" wp14:editId="2905B210">
+            <wp:extent cx="6188710" cy="3352165"/>
+            <wp:effectExtent l="0" t="0" r="2540" b="635"/>
+            <wp:docPr id="2" name="Picture 2"/>
+            <wp:cNvGraphicFramePr>
+              <a:graphicFrameLocks xmlns:a="http://schemas.openxmlformats.org/drawingml/2006/main" noChangeAspect="1"/>
+            </wp:cNvGraphicFramePr>
+            <a:graphic xmlns:a="http://schemas.openxmlformats.org/drawingml/2006/main">
+              <a:graphicData uri="http://schemas.openxmlformats.org/drawingml/2006/picture">
+                <pic:pic xmlns:pic="http://schemas.openxmlformats.org/drawingml/2006/picture">
+                  <pic:nvPicPr>
+                    <pic:cNvPr id="1" name=""/>
+                    <pic:cNvPicPr/>
+                  </pic:nvPicPr>
+                  <pic:blipFill>
+                    <a:blip r:embed="rId8"/>
+                    <a:stretch>
+                      <a:fillRect/>
+                    </a:stretch>
+                  </pic:blipFill>
+                  <pic:spPr>
+                    <a:xfrm>
+                      <a:off x="0" y="0"/>
+                      <a:ext cx="6188710" cy="3352165"/>
+                    </a:xfrm>
+                    <a:prstGeom prst="rect">
+                      <a:avLst/>
+                    </a:prstGeom>
+                  </pic:spPr>
+                </pic:pic>
+              </a:graphicData>
+            </a:graphic>
+          </wp:inline>
+        </w:drawing>
+      </w:r>
+    </w:p>
+    <w:p>
+      <w:pPr>
+        <w:pStyle w:val="T"/>
+      </w:pPr>
+    </w:p>
+    <w:p>
+      <w:pPr>
+        <w:pStyle w:val="T"/>
+      </w:pPr>
+      <w:r>
+        <w:rPr>
+          <w:noProof/>
+        </w:rPr>
+        <w:lastRenderedPageBreak/>
+        <w:drawing>
+          <wp:inline distT="0" distB="0" distL="0" distR="0" wp14:anchorId="54112D0B" wp14:editId="0F684B82">
+            <wp:extent cx="6188710" cy="3964940"/>
+            <wp:effectExtent l="0" t="0" r="2540" b="0"/>
+            <wp:docPr id="4" name="Picture 4"/>
+            <wp:cNvGraphicFramePr>
+              <a:graphicFrameLocks xmlns:a="http://schemas.openxmlformats.org/drawingml/2006/main" noChangeAspect="1"/>
+            </wp:cNvGraphicFramePr>
+            <a:graphic xmlns:a="http://schemas.openxmlformats.org/drawingml/2006/main">
+              <a:graphicData uri="http://schemas.openxmlformats.org/drawingml/2006/picture">
+                <pic:pic xmlns:pic="http://schemas.openxmlformats.org/drawingml/2006/picture">
+                  <pic:nvPicPr>
+                    <pic:cNvPr id="1" name=""/>
+                    <pic:cNvPicPr/>
+                  </pic:nvPicPr>
+                  <pic:blipFill>
+                    <a:blip r:embed="rId9"/>
+                    <a:stretch>
+                      <a:fillRect/>
+                    </a:stretch>
+                  </pic:blipFill>
+                  <pic:spPr>
+                    <a:xfrm>
+                      <a:off x="0" y="0"/>
+                      <a:ext cx="6188710" cy="3964940"/>
+                    </a:xfrm>
+                    <a:prstGeom prst="rect">
+                      <a:avLst/>
+                    </a:prstGeom>
+                  </pic:spPr>
+                </pic:pic>
+              </a:graphicData>
+            </a:graphic>
+          </wp:inline>
+        </w:drawing>
+      </w:r>
+    </w:p>
+    <w:p>
+      <w:pPr>
+        <w:pStyle w:val="S"/>
+      </w:pPr>
+    </w:p>
+    <w:p>
+      <w:pPr>
+        <w:pStyle w:val="H"/>
+      </w:pPr>
+      <w:r>
+        <w:t>Q6. Create the Decision Tree using Naïve bayes Algorithm Metho</w:t>
+      </w:r>
+      <w:r>
+        <w:t>d.</w:t>
+      </w:r>
+    </w:p>
+    <w:p>
+      <w:pPr>
+        <w:pStyle w:val="H"/>
+      </w:pPr>
+      <w:r>
+        <w:t>Code:</w:t>
+      </w:r>
+    </w:p>
+    <w:p>
+      <w:pPr>
+        <w:pStyle w:val="Code"/>
+      </w:pPr>
+      <w:r>
+        <w:t>import pandas as pd</w:t>
+      </w:r>
+    </w:p>
+    <w:p>
+      <w:pPr>
+        <w:pStyle w:val="Code"/>
+      </w:pPr>
+      <w:r>
+        <w:t>import numpy as np</w:t>
+      </w:r>
+    </w:p>
+    <w:p>
+      <w:pPr>
+        <w:pStyle w:val="Code"/>
+      </w:pPr>
+      <w:r>
+        <w:t>import matplotlib.pyplot as plt</w:t>
+      </w:r>
+    </w:p>
+    <w:p>
+      <w:pPr>
+        <w:pStyle w:val="Code"/>
+      </w:pPr>
+      <w:r>
+        <w:t>from sklearn.tree import DecisionTreeClassifier, plot_tree</w:t>
+      </w:r>
+    </w:p>
+    <w:p>
+      <w:pPr>
+        <w:pStyle w:val="Code"/>
+      </w:pPr>
+      <w:r>
+        <w:t>from sklearn.preprocessing import LabelEncoder</w:t>
+      </w:r>
+    </w:p>
+    <w:p>
+      <w:pPr>
+        <w:pStyle w:val="Code"/>
+      </w:pPr>
+    </w:p>
+    <w:p>
+      <w:pPr>
+        <w:pStyle w:val="Code"/>
+      </w:pPr>
+      <w:r>
+        <w:t>data = {</w:t>
+      </w:r>
+    </w:p>
+    <w:p>
+      <w:pPr>
+        <w:pStyle w:val="Code"/>
+      </w:pPr>
+      <w:r>
+        <w:t xml:space="preserve">    'Outlook': ['Sunny', 'Sunny', 'Overcast', 'Rain', 'Rain', 'Rain', 'Overcast', </w:t>
+      </w:r>
+    </w:p>
+    <w:p>
+      <w:pPr>
+        <w:pStyle w:val="Code"/>
+      </w:pPr>
+      <w:r>
+        <w:t>                'Sunny', 'Sunny', 'Rain', 'Sunny', 'Overcast', 'Overcast', 'Rain'],</w:t>
+      </w:r>
+    </w:p>
+    <w:p>
+      <w:pPr>
+        <w:pStyle w:val="Code"/>
+      </w:pPr>
+      <w:r>
+        <w:t xml:space="preserve">    'Temperature': ['Hot', 'Hot', 'Hot', 'Mild', 'Cool', 'Cool', 'Cool', </w:t>
+      </w:r>
+    </w:p>
+    <w:p>
+      <w:pPr>
+        <w:pStyle w:val="Code"/>
+      </w:pPr>
+      <w:r>
+        <w:t>                   'Mild', 'Cool', 'Mild', 'Mild', 'Mild', 'Hot', 'Mild'],</w:t>
+      </w:r>
+    </w:p>
+    <w:p>
+      <w:pPr>
+        <w:pStyle w:val="Code"/>
+      </w:pPr>
+      <w:r>
+        <w:t>    'Humidity': ['High', 'High', 'High', 'High', 'Normal', 'Normal', 'Normal',</w:t>
+      </w:r>
+    </w:p>
+    <w:p>
+      <w:pPr>
+        <w:pStyle w:val="Code"/>
+      </w:pPr>
+      <w:r>
+        <w:t>                'High', 'Normal', 'Normal', 'Normal', 'High', 'Normal', 'High'],</w:t>
+      </w:r>
+    </w:p>
+    <w:p>
+      <w:pPr>
+        <w:pStyle w:val="Code"/>
+      </w:pPr>
+      <w:r>
+        <w:t>    'Windy': ['Weak', 'Strong', 'Weak', 'Weak', 'Weak', 'Strong', 'Strong',</w:t>
+      </w:r>
+    </w:p>
+    <w:p>
+      <w:pPr>
+        <w:pStyle w:val="Code"/>
+      </w:pPr>
+      <w:r>
+        <w:t>             'Weak', 'Weak', 'Weak', 'Strong', 'Strong', 'Weak', 'Strong'],</w:t>
+      </w:r>
+    </w:p>
+    <w:p>
+      <w:pPr>
+        <w:pStyle w:val="Code"/>
+      </w:pPr>
+      <w:r>
+        <w:t xml:space="preserve">    'PlayTennis': ['No', 'No', 'Yes', 'Yes', 'Yes', 'No', 'Yes', 'No', 'Yes', </w:t>
+      </w:r>
+    </w:p>
+    <w:p>
+      <w:pPr>
+        <w:pStyle w:val="Code"/>
+      </w:pPr>
+      <w:r>
+        <w:t>                  'Yes', 'Yes', 'Yes', 'Yes', 'No']}</w:t>
+      </w:r>
+    </w:p>
+    <w:p>
+      <w:pPr>
+        <w:pStyle w:val="Code"/>
+      </w:pPr>
+    </w:p>
+    <w:p>
+      <w:pPr>
+        <w:pStyle w:val="Code"/>
+      </w:pPr>
+      <w:r>
+        <w:t>df = pd.DataFrame(data)</w:t>
+      </w:r>
+    </w:p>
+    <w:p>
+      <w:pPr>
+        <w:pStyle w:val="Code"/>
+      </w:pPr>
+      <w:r>
+        <w:t>features = ['Outlook', 'Temperature', 'Humidity', 'Windy']</w:t>
+      </w:r>
+    </w:p>
+    <w:p>
+      <w:pPr>
+        <w:pStyle w:val="Code"/>
+      </w:pPr>
+      <w:r>
+        <w:t>target = 'PlayTennis'</w:t>
+      </w:r>
+    </w:p>
+    <w:p>
+      <w:pPr>
+        <w:pStyle w:val="Code"/>
+      </w:pPr>
+    </w:p>
+    <w:p>
+      <w:pPr>
+        <w:pStyle w:val="Code"/>
+      </w:pPr>
+      <w:r>
+        <w:t>le = LabelEncoder()</w:t>
+      </w:r>
+    </w:p>
+    <w:p>
+      <w:pPr>
+        <w:pStyle w:val="Code"/>
+      </w:pPr>
+      <w:r>
+        <w:t>X_encoded = df[features].copy()</w:t>
+      </w:r>
+    </w:p>
+    <w:p>
+      <w:pPr>
+        <w:pStyle w:val="Code"/>
+      </w:pPr>
+      <w:r>
+        <w:lastRenderedPageBreak/>
+        <w:t>for col in features:</w:t>
+      </w:r>
+    </w:p>
+    <w:p>
+      <w:pPr>
+        <w:pStyle w:val="Code"/>
+      </w:pPr>
+      <w:r>
+        <w:t>    le.fit(df[col])</w:t>
+      </w:r>
+    </w:p>
+    <w:p>
+      <w:pPr>
+        <w:pStyle w:val="Code"/>
+      </w:pPr>
+      <w:r>
+        <w:t>    X_encoded[col] = le.transform(df[col])</w:t>
+      </w:r>
+    </w:p>
+    <w:p>
+      <w:pPr>
+        <w:pStyle w:val="Code"/>
+      </w:pPr>
+      <w:r>
+        <w:t>y_encoded = le.fit_transform(df[target])</w:t>
+      </w:r>
+    </w:p>
+    <w:p>
+      <w:pPr>
+        <w:pStyle w:val="Code"/>
+      </w:pPr>
+    </w:p>
+    <w:p>
+      <w:pPr>
+        <w:pStyle w:val="Code"/>
+      </w:pPr>
+      <w:r>
+        <w:t>dt_clf = DecisionTreeClassifier(</w:t>
+      </w:r>
+    </w:p>
+    <w:p>
+      <w:pPr>
+        <w:pStyle w:val="Code"/>
+      </w:pPr>
+      <w:r>
+        <w:t>    criterion='entropy'</w:t>
+      </w:r>
+      <w:r>
+        <w:t>,</w:t>
+      </w:r>
+    </w:p>
+    <w:p>
+      <w:pPr>
+        <w:pStyle w:val="Code"/>
+      </w:pPr>
+      <w:r>
+        <w:t>    max_depth=3,</w:t>
+      </w:r>
+    </w:p>
+    <w:p>
+      <w:pPr>
+        <w:pStyle w:val="Code"/>
+      </w:pPr>
+      <w:r>
+        <w:t>    random_state=42</w:t>
+      </w:r>
+    </w:p>
+    <w:p>
+      <w:pPr>
+        <w:pStyle w:val="Code"/>
+      </w:pPr>
+      <w:r>
+        <w:t>)</w:t>
+      </w:r>
+    </w:p>
+    <w:p>
+      <w:pPr>
+        <w:pStyle w:val="Code"/>
+      </w:pPr>
+      <w:r>
+        <w:t>dt_clf.fit(X_encoded, y_encoded)</w:t>
+      </w:r>
+    </w:p>
+    <w:p>
+      <w:pPr>
+        <w:pStyle w:val="Code"/>
+      </w:pPr>
+      <w:r>
+        <w:t>plt.figure(figsize=(20, 12))</w:t>
+      </w:r>
+    </w:p>
+    <w:p>
+      <w:pPr>
+        <w:pStyle w:val="Code"/>
+      </w:pPr>
+      <w:r>
+        <w:t>plot_tree(</w:t>
+      </w:r>
+    </w:p>
+    <w:p>
+      <w:pPr>
+        <w:pStyle w:val="Code"/>
+      </w:pPr>
+      <w:r>
+        <w:t>    dt_clf,</w:t>
+      </w:r>
+    </w:p>
+    <w:p>
+      <w:pPr>
+        <w:pStyle w:val="Code"/>
+      </w:pPr>
+      <w:r>
+        <w:t>    feature_names=features,</w:t>
+      </w:r>
+    </w:p>
+    <w:p>
+      <w:pPr>
+        <w:pStyle w:val="Code"/>
+      </w:pPr>
+      <w:r>
+        <w:t>    class_names=['No', 'Yes'],</w:t>
+      </w:r>
+    </w:p>
+    <w:p>
+      <w:pPr>
+        <w:pStyle w:val="Code"/>
+      </w:pPr>
+      <w:r>
+        <w:t>    filled=True,</w:t>
+      </w:r>
+    </w:p>
+    <w:p>
+      <w:pPr>
+        <w:pStyle w:val="Code"/>
+      </w:pPr>
+      <w:r>
+        <w:t>    rounded=True,</w:t>
+      </w:r>
+    </w:p>
+    <w:p>
+      <w:pPr>
+        <w:pStyle w:val="Code"/>
+      </w:pPr>
+      <w:r>
+        <w:t>    fontsize=12,</w:t>
+      </w:r>
+    </w:p>
+    <w:p>
+      <w:pPr>
+        <w:pStyle w:val="Code"/>
+      </w:pPr>
+      <w:r>
+        <w:t>    proportion=True,</w:t>
+      </w:r>
+    </w:p>
+    <w:p>
+      <w:pPr>
+        <w:pStyle w:val="Code"/>
+      </w:pPr>
+      <w:r>
+        <w:t>    impurity=True,</w:t>
+      </w:r>
+    </w:p>
+    <w:p>
+      <w:pPr>
+        <w:pStyle w:val="Code"/>
+      </w:pPr>
+      <w:r>
+        <w:t>    node_ids=True,</w:t>
+      </w:r>
+    </w:p>
+    <w:p>
+      <w:pPr>
+        <w:pStyle w:val="Code"/>
+      </w:pPr>
+      <w:r>
+        <w:t>    precision=2</w:t>
+      </w:r>
+    </w:p>
+    <w:p>
+      <w:pPr>
+        <w:pStyle w:val="Code"/>
+      </w:pPr>
+      <w:r>
+        <w:t>)</w:t>
+      </w:r>
+    </w:p>
+    <w:p>
+      <w:pPr>
+        <w:pStyle w:val="Code"/>
+      </w:pPr>
+      <w:r>
+        <w:t>plt.title("Decision Tree - Tennis Play Prediction\n(Using ID3-like Algorithm with Entropy)", fontsize=16, fontweight='bold', pad=20)</w:t>
+      </w:r>
+    </w:p>
+    <w:p>
+      <w:pPr>
+        <w:pStyle w:val="Code"/>
+      </w:pPr>
+      <w:r>
+        <w:t>plt.tight_layout()</w:t>
+      </w:r>
+    </w:p>
+    <w:p>
+      <w:pPr>
+        <w:pStyle w:val="Code"/>
+      </w:pPr>
+      <w:r>
+        <w:t>plt.show()</w:t>
+      </w:r>
+    </w:p>
+    <w:p>
+      <w:pPr>
+        <w:pStyle w:val="S"/>
+      </w:pPr>
+    </w:p>
+    <w:p>
+      <w:pPr>
+        <w:pStyle w:val="H"/>
+      </w:pPr>
+      <w:r>
+        <w:t>Output</w:t>
+      </w:r>
+      <w:r>
+        <w:t>:</w:t>
+      </w:r>
+    </w:p>
+    <w:p>
+      <w:pPr>
+        <w:pStyle w:val="T"/>
+      </w:pPr>
+      <w:r>
+        <w:rPr>
+          <w:noProof/>
+        </w:rPr>
+        <w:drawing>
+          <wp:inline distT="0" distB="0" distL="0" distR="0" wp14:anchorId="42505715" wp14:editId="55D6958C">
+            <wp:extent cx="6188710" cy="3352165"/>
+            <wp:effectExtent l="0" t="0" r="2540" b="635"/>
+            <wp:docPr id="5" name="Picture 5"/>
+            <wp:cNvGraphicFramePr>
+              <a:graphicFrameLocks xmlns:a="http://schemas.openxmlformats.org/drawingml/2006/main" noChangeAspect="1"/>
+            </wp:cNvGraphicFramePr>
+            <a:graphic xmlns:a="http://schemas.openxmlformats.org/drawingml/2006/main">
+              <a:graphicData uri="http://schemas.openxmlformats.org/drawingml/2006/picture">
+                <pic:pic xmlns:pic="http://schemas.openxmlformats.org/drawingml/2006/picture">
+                  <pic:nvPicPr>
+                    <pic:cNvPr id="1" name=""/>
+                    <pic:cNvPicPr/>
+                  </pic:nvPicPr>
+                  <pic:blipFill>
+                    <a:blip r:embed="rId10"/>
+                    <a:stretch>
+                      <a:fillRect/>
+                    </a:stretch>
+                  </pic:blipFill>
+                  <pic:spPr>
+                    <a:xfrm>
+                      <a:off x="0" y="0"/>
+                      <a:ext cx="6188710" cy="3352165"/>
+                    </a:xfrm>
+                    <a:prstGeom prst="rect">
+                      <a:avLst/>
+                    </a:prstGeom>
+                  </pic:spPr>
+                </pic:pic>
+              </a:graphicData>
+            </a:graphic>
+          </wp:inline>
+        </w:drawing>
+      </w:r>
+    </w:p>
+    <w:p>
+      <w:pPr>
+        <w:pStyle w:val="S"/>
+      </w:pPr>
+    </w:p>
+    <w:p>
+      <w:pPr>
+        <w:pStyle w:val="H"/>
+      </w:pPr>
+      <w:r>
+        <w:t xml:space="preserve">Q7. </w:t>
+      </w:r>
+      <w:r>
+        <w:t xml:space="preserve">Write the </w:t>
+      </w:r>
+      <w:r>
+        <w:t>Python Code for Decision Tree</w:t>
+      </w:r>
+      <w:r>
+        <w:t>.</w:t>
+      </w:r>
+    </w:p>
+    <w:p>
+      <w:pPr>
+        <w:pStyle w:val="H"/>
+        <w:rPr>
+          <w:sz w:val="4"/>
+          <w:szCs w:val="4"/>
+        </w:rPr>
+      </w:pPr>
+    </w:p>
+    <w:p>
+      <w:pPr>
+        <w:pStyle w:val="H"/>
+      </w:pPr>
+      <w:r>
+        <w:t>Code:</w:t>
+      </w:r>
+    </w:p>
+    <w:p>
+      <w:pPr>
+        <w:pStyle w:val="Code"/>
+      </w:pPr>
+      <w:r>
+        <w:t>import pandas as pd</w:t>
+      </w:r>
+    </w:p>
+    <w:p>
+      <w:pPr>
+        <w:pStyle w:val="Code"/>
+      </w:pPr>
+      <w:r>
+        <w:t>from sklearn.model_selection import train_test_split</w:t>
+      </w:r>
+    </w:p>
+    <w:p>
+      <w:pPr>
+        <w:pStyle w:val="Code"/>
+      </w:pPr>
+      <w:r>
+        <w:t>from sklearn.tree import DecisionTreeClassifier, export_text, plot_tree</w:t>
+      </w:r>
+    </w:p>
+    <w:p>
+      <w:pPr>
+        <w:pStyle w:val="Code"/>
+      </w:pPr>
+      <w:r>
+        <w:t>from sklearn.preprocessing import LabelEncoder</w:t>
+      </w:r>
+    </w:p>
+    <w:p>
+      <w:pPr>
+        <w:pStyle w:val="Code"/>
+      </w:pPr>
+      <w:r>
+        <w:t>from sklearn.metrics import accuracy_score, classification_report</w:t>
+      </w:r>
+    </w:p>
+    <w:p>
+      <w:pPr>
+        <w:pStyle w:val="Code"/>
+      </w:pPr>
+      <w:r>
+        <w:t>import matplotlib.pyplot as plt</w:t>
+      </w:r>
+    </w:p>
+    <w:p>
+      <w:pPr>
+        <w:pStyle w:val="Code"/>
+      </w:pPr>
+    </w:p>
+    <w:p>
+      <w:pPr>
+        <w:pStyle w:val="Code"/>
+      </w:pPr>
+      <w:r>
+        <w:t>df = pd.read_csv('vgsales.csv')</w:t>
+      </w:r>
+    </w:p>
+    <w:p>
+      <w:pPr>
+        <w:pStyle w:val="Code"/>
+      </w:pPr>
+    </w:p>
+    <w:p>
+      <w:pPr>
+        <w:pStyle w:val="Code"/>
+      </w:pPr>
+      <w:r>
+        <w:t>df['High_Seller'] = df['Global_Sales'].apply(lambda x: 1 if x &gt; 5 else 0)</w:t>
+      </w:r>
+    </w:p>
+    <w:p>
+      <w:pPr>
+        <w:pStyle w:val="Code"/>
+      </w:pPr>
+    </w:p>
+    <w:p>
+      <w:pPr>
+        <w:pStyle w:val="Code"/>
+      </w:pPr>
+      <w:r>
+        <w:t>label_encoders = {}</w:t>
+      </w:r>
+    </w:p>
+    <w:p>
+      <w:pPr>
+        <w:pStyle w:val="Code"/>
+      </w:pPr>
+      <w:r>
+        <w:t>categorical_cols = ['Platform', 'Genre', 'Publisher']</w:t>
+      </w:r>
+    </w:p>
+    <w:p>
+      <w:pPr>
+        <w:pStyle w:val="Code"/>
+      </w:pPr>
+    </w:p>
+    <w:p>
+      <w:pPr>
+        <w:pStyle w:val="Code"/>
+      </w:pPr>
+      <w:r>
+        <w:t>for col in categorical_cols:</w:t>
+      </w:r>
+    </w:p>
+    <w:p>
+      <w:pPr>
+        <w:pStyle w:val="Code"/>
+      </w:pPr>
+      <w:r>
+        <w:t>    le = LabelEncoder()</w:t>
+      </w:r>
+    </w:p>
+    <w:p>
+      <w:pPr>
+        <w:pStyle w:val="Code"/>
+      </w:pPr>
+      <w:r>
+        <w:t>    df[col + '_encoded'] = le.fit_transform(df[col].astype(str))</w:t>
+      </w:r>
+    </w:p>
+    <w:p>
+      <w:pPr>
+        <w:pStyle w:val="Code"/>
+      </w:pPr>
+      <w:r>
+        <w:t>    label_encoders[col] = le</w:t>
+      </w:r>
+    </w:p>
+    <w:p>
+      <w:pPr>
+        <w:pStyle w:val="Code"/>
+      </w:pPr>
+    </w:p>
+    <w:p>
+      <w:pPr>
+        <w:pStyle w:val="Code"/>
+      </w:pPr>
+      <w:r>
+        <w:t xml:space="preserve">features = ['Year', 'Platform_encoded', 'Genre_encoded', 'Publisher_encoded', </w:t>
+      </w:r>
+    </w:p>
+    <w:p>
+      <w:pPr>
+        <w:pStyle w:val="Code"/>
+      </w:pPr>
+      <w:r>
+        <w:t>            'NA_Sales', 'EU_Sales', 'JP_Sales', 'Other_Sales']</w:t>
+      </w:r>
+    </w:p>
+    <w:p>
+      <w:pPr>
+        <w:pStyle w:val="Code"/>
+      </w:pPr>
+    </w:p>
+    <w:p>
+      <w:pPr>
+        <w:pStyle w:val="Code"/>
+      </w:pPr>
+      <w:r>
+        <w:t>df_clean = df.dropna(subset=features + ['High_Seller'])</w:t>
+      </w:r>
+    </w:p>
+    <w:p>
+      <w:pPr>
+        <w:pStyle w:val="Code"/>
+      </w:pPr>
+    </w:p>
+    <w:p>
+      <w:pPr>
+        <w:pStyle w:val="Code"/>
+      </w:pPr>
+      <w:r>
+        <w:t>X = df_clean[features]</w:t>
+      </w:r>
+    </w:p>
+    <w:p>
+      <w:pPr>
+        <w:pStyle w:val="Code"/>
+      </w:pPr>
+      <w:r>
+        <w:t>y = df_clean['High_Seller']</w:t>
+      </w:r>
+    </w:p>
+    <w:p>
+      <w:pPr>
+        <w:pStyle w:val="Code"/>
+      </w:pPr>
+    </w:p>
+    <w:p>
+      <w:pPr>
+        <w:pStyle w:val="Code"/>
+      </w:pPr>
+      <w:r>
+        <w:t>X_train, X_test, y_train, y_test = train_test_split(</w:t>
+      </w:r>
+    </w:p>
+    <w:p>
+      <w:pPr>
+        <w:pStyle w:val="Code"/>
+      </w:pPr>
+      <w:r>
+        <w:t>    X, y, test_size=0.3, random_state=42, stratify=y</w:t>
+      </w:r>
+    </w:p>
+    <w:p>
+      <w:pPr>
+        <w:pStyle w:val="Code"/>
+      </w:pPr>
+      <w:r>
+        <w:t>)</w:t>
+      </w:r>
+    </w:p>
+    <w:p>
+      <w:pPr>
+        <w:pStyle w:val="Code"/>
+      </w:pPr>
+    </w:p>
+    <w:p>
+      <w:pPr>
+        <w:pStyle w:val="Code"/>
+      </w:pPr>
+      <w:r>
+        <w:t>dt_classifier = DecisionTreeClassifier(</w:t>
+      </w:r>
+    </w:p>
+    <w:p>
+      <w:pPr>
+        <w:pStyle w:val="Code"/>
+      </w:pPr>
+      <w:r>
+        <w:t xml:space="preserve">    max_depth=5,           </w:t>
+      </w:r>
+    </w:p>
+    <w:p>
+      <w:pPr>
+        <w:pStyle w:val="Code"/>
+      </w:pPr>
+      <w:r>
+        <w:t>    min_samples_split=20,  </w:t>
+      </w:r>
+    </w:p>
+    <w:p>
+      <w:pPr>
+        <w:pStyle w:val="Code"/>
+      </w:pPr>
+      <w:r>
+        <w:t xml:space="preserve">    min_samples_leaf=10,   </w:t>
+      </w:r>
+    </w:p>
+    <w:p>
+      <w:pPr>
+        <w:pStyle w:val="Code"/>
+      </w:pPr>
+      <w:r>
+        <w:t>    random_state=42</w:t>
+      </w:r>
+    </w:p>
+    <w:p>
+      <w:pPr>
+        <w:pStyle w:val="Code"/>
+      </w:pPr>
+      <w:r>
+        <w:t>)</w:t>
+      </w:r>
+    </w:p>
+    <w:p>
+      <w:pPr>
+        <w:pStyle w:val="Code"/>
+      </w:pPr>
+    </w:p>
+    <w:p>
+      <w:pPr>
+        <w:pStyle w:val="Code"/>
+      </w:pPr>
+      <w:r>
+        <w:t>dt_classifier.fit(X_train, y_train)</w:t>
+      </w:r>
+    </w:p>
+    <w:p>
+      <w:pPr>
+        <w:pStyle w:val="Code"/>
+      </w:pPr>
+    </w:p>
+    <w:p>
+      <w:pPr>
+        <w:pStyle w:val="Code"/>
+      </w:pPr>
+      <w:r>
+        <w:t>y_pred = dt_classifier.predict(X_test)</w:t>
+      </w:r>
+    </w:p>
+    <w:p>
+      <w:pPr>
+        <w:pStyle w:val="Code"/>
+      </w:pPr>
+    </w:p>
+    <w:p>
+      <w:pPr>
+        <w:pStyle w:val="Code"/>
+      </w:pPr>
+      <w:r>
+        <w:t>print(f"Accuracy: {accuracy_score(y_test, y_pred):.2%}")</w:t>
+      </w:r>
+    </w:p>
+    <w:p>
+      <w:pPr>
+        <w:pStyle w:val="Code"/>
+      </w:pPr>
+      <w:r>
+        <w:t>print("\nClassification Report:")</w:t>
+      </w:r>
+    </w:p>
+    <w:p>
+      <w:pPr>
+        <w:pStyle w:val="Code"/>
+      </w:pPr>
+      <w:r>
+        <w:t>print(classification_report(y_test, y_pred))</w:t>
+      </w:r>
+    </w:p>
+    <w:p>
+      <w:pPr>
+        <w:pStyle w:val="Code"/>
+      </w:pPr>
+    </w:p>
+    <w:p>
+      <w:pPr>
+        <w:pStyle w:val="Code"/>
+      </w:pPr>
+      <w:r>
+        <w:t>feature_importance = pd.DataFrame({</w:t>
+      </w:r>
+    </w:p>
+    <w:p>
+      <w:pPr>
+        <w:pStyle w:val="Code"/>
+      </w:pPr>
+      <w:r>
+        <w:t>    'feature': features,</w:t>
+      </w:r>
+    </w:p>
+    <w:p>
+      <w:pPr>
+        <w:pStyle w:val="Code"/>
+      </w:pPr>
+      <w:r>
+        <w:t>    'importance': dt_classifier.feature_importances_</w:t>
+      </w:r>
+    </w:p>
+    <w:p>
+      <w:pPr>
+        <w:pStyle w:val="Code"/>
+      </w:pPr>
+      <w:r>
+        <w:t>}).sort_values('importance', ascending=False)</w:t>
+      </w:r>
+    </w:p>
+    <w:p>
+      <w:pPr>
+        <w:pStyle w:val="Code"/>
+      </w:pPr>
+    </w:p>
+    <w:p>
+      <w:pPr>
+        <w:pStyle w:val="Code"/>
+      </w:pPr>
+      <w:r>
+        <w:t>print("\nFeature Importance:")</w:t>
+      </w:r>
+    </w:p>
+    <w:p>
+      <w:pPr>
+        <w:pStyle w:val="Code"/>
+      </w:pPr>
+      <w:r>
+        <w:t>print(feature_importance)</w:t>
+      </w:r>
+    </w:p>
+    <w:p>
+      <w:pPr>
+        <w:pStyle w:val="Code"/>
+      </w:pPr>
+    </w:p>
+    <w:p>
+      <w:pPr>
+        <w:pStyle w:val="Code"/>
+      </w:pPr>
+      <w:r>
+        <w:t>plt.figure(figsize=(20, 10))</w:t>
+      </w:r>
+    </w:p>
+    <w:p>
+      <w:pPr>
+        <w:pStyle w:val="Code"/>
+      </w:pPr>
+      <w:r>
+        <w:t>plot_tree(</w:t>
+      </w:r>
+    </w:p>
+    <w:p>
+      <w:pPr>
+        <w:pStyle w:val="Code"/>
+      </w:pPr>
+      <w:r>
+        <w:t>    dt_classifier,</w:t>
+      </w:r>
+    </w:p>
+    <w:p>
+      <w:pPr>
+        <w:pStyle w:val="Code"/>
+      </w:pPr>
+      <w:r>
+        <w:t>    feature_names=features,</w:t>
+      </w:r>
+    </w:p>
+    <w:p>
+      <w:pPr>
+        <w:pStyle w:val="Code"/>
+      </w:pPr>
+      <w:r>
+        <w:t>    class_names=['Not High Seller', 'High Seller'],</w:t>
+      </w:r>
+    </w:p>
+    <w:p>
+      <w:pPr>
+        <w:pStyle w:val="Code"/>
+      </w:pPr>
+      <w:r>
+        <w:t>    filled=True,</w:t>
+      </w:r>
+    </w:p>
+    <w:p>
+      <w:pPr>
+        <w:pStyle w:val="Code"/>
+      </w:pPr>
+      <w:r>
+        <w:t>    rounded=True,</w:t>
+      </w:r>
+    </w:p>
+    <w:p>
+      <w:pPr>
+        <w:pStyle w:val="Code"/>
+      </w:pPr>
+      <w:r>
+        <w:t>    proportion=True,</w:t>
+      </w:r>
+    </w:p>
+    <w:p>
+      <w:pPr>
+        <w:pStyle w:val="Code"/>
+      </w:pPr>
+      <w:r>
+        <w:t>    fontsize=10</w:t>
+      </w:r>
+    </w:p>
+    <w:p>
+      <w:pPr>
+        <w:pStyle w:val="Code"/>
+      </w:pPr>
+      <w:r>
+        <w:t>)</w:t>
+      </w:r>
+    </w:p>
+    <w:p>
+      <w:pPr>
+        <w:pStyle w:val="Code"/>
+      </w:pPr>
+      <w:r>
+        <w:t>plt.title("Decision Tree for Video Game Sales Prediction")</w:t>
+      </w:r>
+    </w:p>
+    <w:p>
+      <w:pPr>
+        <w:pStyle w:val="Code"/>
+      </w:pPr>
+      <w:r>
+        <w:t>plt.tight_layout()</w:t>
+      </w:r>
+    </w:p>
+    <w:p>
+      <w:pPr>
+        <w:pStyle w:val="Code"/>
+      </w:pPr>
+      <w:r>
+        <w:t>plt.show()</w:t>
+      </w:r>
+    </w:p>
+    <w:p>
+      <w:pPr>
+        <w:pStyle w:val="Code"/>
+      </w:pPr>
+    </w:p>
+    <w:p>
+      <w:pPr>
+        <w:pStyle w:val="Code"/>
+      </w:pPr>
+      <w:r>
+        <w:t>print("\nDecision Tree Rules (first 5 levels):")</w:t>
+      </w:r>
+    </w:p>
+    <w:p>
+      <w:pPr>
+        <w:pStyle w:val="Code"/>
+      </w:pPr>
+      <w:r>
+        <w:t>tree_rules = export_text(</w:t>
+      </w:r>
+    </w:p>
+    <w:p>
+      <w:pPr>
+        <w:pStyle w:val="Code"/>
+      </w:pPr>
+      <w:r>
+        <w:t>    dt_classifier,</w:t>
+      </w:r>
+    </w:p>
+    <w:p>
+      <w:pPr>
+        <w:pStyle w:val="Code"/>
+      </w:pPr>
+      <w:r>
+        <w:t>    feature_names=features,</w:t>
+      </w:r>
+    </w:p>
+    <w:p>
+      <w:pPr>
+        <w:pStyle w:val="Code"/>
+      </w:pPr>
+      <w:r>
+        <w:t>    max_depth=5</w:t>
+      </w:r>
+    </w:p>
+    <w:p>
+      <w:pPr>
+        <w:pStyle w:val="Code"/>
+      </w:pPr>
+      <w:r>
+        <w:t>)</w:t>
+      </w:r>
+    </w:p>
+    <w:p>
+      <w:pPr>
+        <w:pStyle w:val="Code"/>
+      </w:pPr>
+      <w:r>
+        <w:t>print(tree_rules)</w:t>
+      </w:r>
+    </w:p>
+    <w:p>
+      <w:pPr>
+        <w:pStyle w:val="S"/>
+      </w:pPr>
+    </w:p>
+    <w:p>
+      <w:pPr>
+        <w:pStyle w:val="H"/>
+      </w:pPr>
+      <w:r>
+        <w:t>Output</w:t>
+      </w:r>
+      <w:r>
+        <w:t>:</w:t>
+      </w:r>
+    </w:p>
+    <w:p>
+      <w:r>
+        <w:rPr>
+          <w:noProof/>
+        </w:rPr>
+        <w:drawing>
+          <wp:inline distT="0" distB="0" distL="0" distR="0" wp14:anchorId="11AB0574" wp14:editId="5B031469">
+            <wp:extent cx="6188710" cy="3352165"/>
+            <wp:effectExtent l="0" t="0" r="2540" b="635"/>
+            <wp:docPr id="1" name="Picture 1"/>
+            <wp:cNvGraphicFramePr>
+              <a:graphicFrameLocks xmlns:a="http://schemas.openxmlformats.org/drawingml/2006/main" noChangeAspect="1"/>
+            </wp:cNvGraphicFramePr>
+            <a:graphic xmlns:a="http://schemas.openxmlformats.org/drawingml/2006/main">
+              <a:graphicData uri="http://schemas.openxmlformats.org/drawingml/2006/picture">
+                <pic:pic xmlns:pic="http://schemas.openxmlformats.org/drawingml/2006/picture">
+                  <pic:nvPicPr>
+                    <pic:cNvPr id="1" name=""/>
+                    <pic:cNvPicPr/>
+                  </pic:nvPicPr>
+                  <pic:blipFill>
+                    <a:blip r:embed="rId11"/>
+                    <a:stretch>
+                      <a:fillRect/>
+                    </a:stretch>
+                  </pic:blipFill>
+                  <pic:spPr>
+                    <a:xfrm>
+                      <a:off x="0" y="0"/>
+                      <a:ext cx="6188710" cy="3352165"/>
+                    </a:xfrm>
+                    <a:prstGeom prst="rect">
+                      <a:avLst/>
+                    </a:prstGeom>
+                  </pic:spPr>
+                </pic:pic>
+              </a:graphicData>
+            </a:graphic>
+          </wp:inline>
+        </w:drawing>
+      </w:r>
+    </w:p>
+    <w:p>
+      <w:pPr>
+        <w:pStyle w:val="S"/>
+      </w:pPr>
+    </w:p>
+    <w:p>
+      <w:pPr>
+        <w:pStyle w:val="H"/>
+      </w:pPr>
+      <w:r>
+        <w:t>Conclusion:</w:t>
+      </w:r>
+    </w:p>
+    <w:p>
+      <w:r>
+        <w:t>Decision Trees create hierarchical decision rules that make predictions through intuitive, tree-structured models.</w:t>
+      </w:r>
+    </w:p>
     <w:sectPr>
-      <w:headerReference w:type="even" r:id="rId7"/>
-      <w:headerReference w:type="default" r:id="rId8"/>
-      <w:footerReference w:type="even" r:id="rId9"/>
-      <w:footerReference w:type="default" r:id="rId10"/>
-      <w:headerReference w:type="first" r:id="rId11"/>
-      <w:footerReference w:type="first" r:id="rId12"/>
+      <w:headerReference w:type="even" r:id="rId12"/>
+      <w:headerReference w:type="default" r:id="rId13"/>
+      <w:footerReference w:type="even" r:id="rId14"/>
+      <w:footerReference w:type="default" r:id="rId15"/>
+      <w:headerReference w:type="first" r:id="rId16"/>
+      <w:footerReference w:type="first" r:id="rId17"/>
       <w:pgSz w:w="11906" w:h="16838"/>
       <w:pgMar w:top="1440" w:right="1080" w:bottom="1440" w:left="1080" w:header="708" w:footer="708" w:gutter="0"/>
       <w:cols w:space="708"/>
@@ -289,6 +3467,860 @@
     </w:pPr>
   </w:p>
 </w:hdr>
+</file>
+
+<file path=word/numbering.xml><?xml version="1.0" encoding="utf-8"?>
+<w:numbering xmlns:wpc="http://schemas.microsoft.com/office/word/2010/wordprocessingCanvas" xmlns:cx="http://schemas.microsoft.com/office/drawing/2014/chartex" xmlns:cx1="http://schemas.microsoft.com/office/drawing/2015/9/8/chartex" xmlns:cx2="http://schemas.microsoft.com/office/drawing/2015/10/21/chartex" xmlns:cx3="http://schemas.microsoft.com/office/drawing/2016/5/9/chartex" xmlns:cx4="http://schemas.microsoft.com/office/drawing/2016/5/10/chartex" xmlns:cx5="http://schemas.microsoft.com/office/drawing/2016/5/11/chartex" xmlns:cx6="http://schemas.microsoft.com/office/drawing/2016/5/12/chartex" xmlns:cx7="http://schemas.microsoft.com/office/drawing/2016/5/13/chartex" xmlns:cx8="http://schemas.microsoft.com/office/drawing/2016/5/14/chartex" xmlns:mc="http://schemas.openxmlformats.org/markup-compatibility/2006" xmlns:aink="http://schemas.microsoft.com/office/drawing/2016/ink" xmlns:am3d="http://schemas.microsoft.com/office/drawing/2017/model3d" xmlns:o="urn:schemas-microsoft-com:office:office" xmlns:r="http://schemas.openxmlformats.org/officeDocument/2006/relationships" xmlns:m="http://schemas.openxmlformats.org/officeDocument/2006/math" xmlns:v="urn:schemas-microsoft-com:vml" xmlns:wp14="http://schemas.microsoft.com/office/word/2010/wordprocessingDrawing" xmlns:wp="http://schemas.openxmlformats.org/drawingml/2006/wordprocessingDrawing" xmlns:w10="urn:schemas-microsoft-com:office:word" xmlns:w="http://schemas.openxmlformats.org/wordprocessingml/2006/main" xmlns:w14="http://schemas.microsoft.com/office/word/2010/wordml" xmlns:w15="http://schemas.microsoft.com/office/word/2012/wordml" xmlns:w16cex="http://schemas.microsoft.com/office/word/2018/wordml/cex" xmlns:w16cid="http://schemas.microsoft.com/office/word/2016/wordml/cid" xmlns:w16="http://schemas.microsoft.com/office/word/2018/wordml" xmlns:w16sdtdh="http://schemas.microsoft.com/office/word/2020/wordml/sdtdatahash" xmlns:w16se="http://schemas.microsoft.com/office/word/2015/wordml/symex" xmlns:wpg="http://schemas.microsoft.com/office/word/2010/wordprocessingGroup" xmlns:wpi="http://schemas.microsoft.com/office/word/2010/wordprocessingInk" xmlns:wne="http://schemas.microsoft.com/office/word/2006/wordml" xmlns:wps="http://schemas.microsoft.com/office/word/2010/wordprocessingShape" mc:Ignorable="w14 w15 w16se w16cid w16 w16cex w16sdtdh wp14">
+  <w:abstractNum w:abstractNumId="0" w15:restartNumberingAfterBreak="0">
+    <w:nsid w:val="04B96EAB"/>
+    <w:multiLevelType w:val="hybridMultilevel"/>
+    <w:tmpl w:val="DE54C678"/>
+    <w:lvl w:ilvl="0" w:tplc="66C4FC08">
+      <w:start w:val="1"/>
+      <w:numFmt w:val="bullet"/>
+      <w:pStyle w:val="L"/>
+      <w:lvlText w:val=""/>
+      <w:lvlJc w:val="left"/>
+      <w:pPr>
+        <w:ind w:left="720" w:hanging="360"/>
+      </w:pPr>
+      <w:rPr>
+        <w:rFonts w:ascii="Symbol" w:hAnsi="Symbol" w:hint="default"/>
+      </w:rPr>
+    </w:lvl>
+    <w:lvl w:ilvl="1" w:tplc="40090003" w:tentative="1">
+      <w:start w:val="1"/>
+      <w:numFmt w:val="bullet"/>
+      <w:lvlText w:val="o"/>
+      <w:lvlJc w:val="left"/>
+      <w:pPr>
+        <w:ind w:left="1440" w:hanging="360"/>
+      </w:pPr>
+      <w:rPr>
+        <w:rFonts w:ascii="Courier New" w:hAnsi="Courier New" w:cs="Courier New" w:hint="default"/>
+      </w:rPr>
+    </w:lvl>
+    <w:lvl w:ilvl="2" w:tplc="40090005" w:tentative="1">
+      <w:start w:val="1"/>
+      <w:numFmt w:val="bullet"/>
+      <w:lvlText w:val=""/>
+      <w:lvlJc w:val="left"/>
+      <w:pPr>
+        <w:ind w:left="2160" w:hanging="360"/>
+      </w:pPr>
+      <w:rPr>
+        <w:rFonts w:ascii="Wingdings" w:hAnsi="Wingdings" w:hint="default"/>
+      </w:rPr>
+    </w:lvl>
+    <w:lvl w:ilvl="3" w:tplc="40090001" w:tentative="1">
+      <w:start w:val="1"/>
+      <w:numFmt w:val="bullet"/>
+      <w:lvlText w:val=""/>
+      <w:lvlJc w:val="left"/>
+      <w:pPr>
+        <w:ind w:left="2880" w:hanging="360"/>
+      </w:pPr>
+      <w:rPr>
+        <w:rFonts w:ascii="Symbol" w:hAnsi="Symbol" w:hint="default"/>
+      </w:rPr>
+    </w:lvl>
+    <w:lvl w:ilvl="4" w:tplc="40090003" w:tentative="1">
+      <w:start w:val="1"/>
+      <w:numFmt w:val="bullet"/>
+      <w:lvlText w:val="o"/>
+      <w:lvlJc w:val="left"/>
+      <w:pPr>
+        <w:ind w:left="3600" w:hanging="360"/>
+      </w:pPr>
+      <w:rPr>
+        <w:rFonts w:ascii="Courier New" w:hAnsi="Courier New" w:cs="Courier New" w:hint="default"/>
+      </w:rPr>
+    </w:lvl>
+    <w:lvl w:ilvl="5" w:tplc="40090005" w:tentative="1">
+      <w:start w:val="1"/>
+      <w:numFmt w:val="bullet"/>
+      <w:lvlText w:val=""/>
+      <w:lvlJc w:val="left"/>
+      <w:pPr>
+        <w:ind w:left="4320" w:hanging="360"/>
+      </w:pPr>
+      <w:rPr>
+        <w:rFonts w:ascii="Wingdings" w:hAnsi="Wingdings" w:hint="default"/>
+      </w:rPr>
+    </w:lvl>
+    <w:lvl w:ilvl="6" w:tplc="40090001" w:tentative="1">
+      <w:start w:val="1"/>
+      <w:numFmt w:val="bullet"/>
+      <w:lvlText w:val=""/>
+      <w:lvlJc w:val="left"/>
+      <w:pPr>
+        <w:ind w:left="5040" w:hanging="360"/>
+      </w:pPr>
+      <w:rPr>
+        <w:rFonts w:ascii="Symbol" w:hAnsi="Symbol" w:hint="default"/>
+      </w:rPr>
+    </w:lvl>
+    <w:lvl w:ilvl="7" w:tplc="40090003" w:tentative="1">
+      <w:start w:val="1"/>
+      <w:numFmt w:val="bullet"/>
+      <w:lvlText w:val="o"/>
+      <w:lvlJc w:val="left"/>
+      <w:pPr>
+        <w:ind w:left="5760" w:hanging="360"/>
+      </w:pPr>
+      <w:rPr>
+        <w:rFonts w:ascii="Courier New" w:hAnsi="Courier New" w:cs="Courier New" w:hint="default"/>
+      </w:rPr>
+    </w:lvl>
+    <w:lvl w:ilvl="8" w:tplc="40090005" w:tentative="1">
+      <w:start w:val="1"/>
+      <w:numFmt w:val="bullet"/>
+      <w:lvlText w:val=""/>
+      <w:lvlJc w:val="left"/>
+      <w:pPr>
+        <w:ind w:left="6480" w:hanging="360"/>
+      </w:pPr>
+      <w:rPr>
+        <w:rFonts w:ascii="Wingdings" w:hAnsi="Wingdings" w:hint="default"/>
+      </w:rPr>
+    </w:lvl>
+  </w:abstractNum>
+  <w:abstractNum w:abstractNumId="1" w15:restartNumberingAfterBreak="0">
+    <w:nsid w:val="16E74D36"/>
+    <w:multiLevelType w:val="hybridMultilevel"/>
+    <w:tmpl w:val="C0680352"/>
+    <w:lvl w:ilvl="0" w:tplc="40090001">
+      <w:start w:val="1"/>
+      <w:numFmt w:val="bullet"/>
+      <w:lvlText w:val=""/>
+      <w:lvlJc w:val="left"/>
+      <w:pPr>
+        <w:ind w:left="720" w:hanging="360"/>
+      </w:pPr>
+      <w:rPr>
+        <w:rFonts w:ascii="Symbol" w:hAnsi="Symbol" w:hint="default"/>
+      </w:rPr>
+    </w:lvl>
+    <w:lvl w:ilvl="1" w:tplc="40090003" w:tentative="1">
+      <w:start w:val="1"/>
+      <w:numFmt w:val="bullet"/>
+      <w:lvlText w:val="o"/>
+      <w:lvlJc w:val="left"/>
+      <w:pPr>
+        <w:ind w:left="1440" w:hanging="360"/>
+      </w:pPr>
+      <w:rPr>
+        <w:rFonts w:ascii="Courier New" w:hAnsi="Courier New" w:cs="Courier New" w:hint="default"/>
+      </w:rPr>
+    </w:lvl>
+    <w:lvl w:ilvl="2" w:tplc="40090005" w:tentative="1">
+      <w:start w:val="1"/>
+      <w:numFmt w:val="bullet"/>
+      <w:lvlText w:val=""/>
+      <w:lvlJc w:val="left"/>
+      <w:pPr>
+        <w:ind w:left="2160" w:hanging="360"/>
+      </w:pPr>
+      <w:rPr>
+        <w:rFonts w:ascii="Wingdings" w:hAnsi="Wingdings" w:hint="default"/>
+      </w:rPr>
+    </w:lvl>
+    <w:lvl w:ilvl="3" w:tplc="40090001" w:tentative="1">
+      <w:start w:val="1"/>
+      <w:numFmt w:val="bullet"/>
+      <w:lvlText w:val=""/>
+      <w:lvlJc w:val="left"/>
+      <w:pPr>
+        <w:ind w:left="2880" w:hanging="360"/>
+      </w:pPr>
+      <w:rPr>
+        <w:rFonts w:ascii="Symbol" w:hAnsi="Symbol" w:hint="default"/>
+      </w:rPr>
+    </w:lvl>
+    <w:lvl w:ilvl="4" w:tplc="40090003" w:tentative="1">
+      <w:start w:val="1"/>
+      <w:numFmt w:val="bullet"/>
+      <w:lvlText w:val="o"/>
+      <w:lvlJc w:val="left"/>
+      <w:pPr>
+        <w:ind w:left="3600" w:hanging="360"/>
+      </w:pPr>
+      <w:rPr>
+        <w:rFonts w:ascii="Courier New" w:hAnsi="Courier New" w:cs="Courier New" w:hint="default"/>
+      </w:rPr>
+    </w:lvl>
+    <w:lvl w:ilvl="5" w:tplc="40090005" w:tentative="1">
+      <w:start w:val="1"/>
+      <w:numFmt w:val="bullet"/>
+      <w:lvlText w:val=""/>
+      <w:lvlJc w:val="left"/>
+      <w:pPr>
+        <w:ind w:left="4320" w:hanging="360"/>
+      </w:pPr>
+      <w:rPr>
+        <w:rFonts w:ascii="Wingdings" w:hAnsi="Wingdings" w:hint="default"/>
+      </w:rPr>
+    </w:lvl>
+    <w:lvl w:ilvl="6" w:tplc="40090001" w:tentative="1">
+      <w:start w:val="1"/>
+      <w:numFmt w:val="bullet"/>
+      <w:lvlText w:val=""/>
+      <w:lvlJc w:val="left"/>
+      <w:pPr>
+        <w:ind w:left="5040" w:hanging="360"/>
+      </w:pPr>
+      <w:rPr>
+        <w:rFonts w:ascii="Symbol" w:hAnsi="Symbol" w:hint="default"/>
+      </w:rPr>
+    </w:lvl>
+    <w:lvl w:ilvl="7" w:tplc="40090003" w:tentative="1">
+      <w:start w:val="1"/>
+      <w:numFmt w:val="bullet"/>
+      <w:lvlText w:val="o"/>
+      <w:lvlJc w:val="left"/>
+      <w:pPr>
+        <w:ind w:left="5760" w:hanging="360"/>
+      </w:pPr>
+      <w:rPr>
+        <w:rFonts w:ascii="Courier New" w:hAnsi="Courier New" w:cs="Courier New" w:hint="default"/>
+      </w:rPr>
+    </w:lvl>
+    <w:lvl w:ilvl="8" w:tplc="40090005" w:tentative="1">
+      <w:start w:val="1"/>
+      <w:numFmt w:val="bullet"/>
+      <w:lvlText w:val=""/>
+      <w:lvlJc w:val="left"/>
+      <w:pPr>
+        <w:ind w:left="6480" w:hanging="360"/>
+      </w:pPr>
+      <w:rPr>
+        <w:rFonts w:ascii="Wingdings" w:hAnsi="Wingdings" w:hint="default"/>
+      </w:rPr>
+    </w:lvl>
+  </w:abstractNum>
+  <w:abstractNum w:abstractNumId="2" w15:restartNumberingAfterBreak="0">
+    <w:nsid w:val="1D171FD1"/>
+    <w:multiLevelType w:val="multilevel"/>
+    <w:tmpl w:val="BB206E78"/>
+    <w:lvl w:ilvl="0">
+      <w:start w:val="1"/>
+      <w:numFmt w:val="decimal"/>
+      <w:lvlText w:val="%1."/>
+      <w:lvlJc w:val="left"/>
+      <w:pPr>
+        <w:tabs>
+          <w:tab w:val="num" w:pos="720"/>
+        </w:tabs>
+        <w:ind w:left="720" w:hanging="360"/>
+      </w:pPr>
+    </w:lvl>
+    <w:lvl w:ilvl="1" w:tentative="1">
+      <w:start w:val="1"/>
+      <w:numFmt w:val="decimal"/>
+      <w:lvlText w:val="%2."/>
+      <w:lvlJc w:val="left"/>
+      <w:pPr>
+        <w:tabs>
+          <w:tab w:val="num" w:pos="1440"/>
+        </w:tabs>
+        <w:ind w:left="1440" w:hanging="360"/>
+      </w:pPr>
+    </w:lvl>
+    <w:lvl w:ilvl="2" w:tentative="1">
+      <w:start w:val="1"/>
+      <w:numFmt w:val="decimal"/>
+      <w:lvlText w:val="%3."/>
+      <w:lvlJc w:val="left"/>
+      <w:pPr>
+        <w:tabs>
+          <w:tab w:val="num" w:pos="2160"/>
+        </w:tabs>
+        <w:ind w:left="2160" w:hanging="360"/>
+      </w:pPr>
+    </w:lvl>
+    <w:lvl w:ilvl="3" w:tentative="1">
+      <w:start w:val="1"/>
+      <w:numFmt w:val="decimal"/>
+      <w:lvlText w:val="%4."/>
+      <w:lvlJc w:val="left"/>
+      <w:pPr>
+        <w:tabs>
+          <w:tab w:val="num" w:pos="2880"/>
+        </w:tabs>
+        <w:ind w:left="2880" w:hanging="360"/>
+      </w:pPr>
+    </w:lvl>
+    <w:lvl w:ilvl="4" w:tentative="1">
+      <w:start w:val="1"/>
+      <w:numFmt w:val="decimal"/>
+      <w:lvlText w:val="%5."/>
+      <w:lvlJc w:val="left"/>
+      <w:pPr>
+        <w:tabs>
+          <w:tab w:val="num" w:pos="3600"/>
+        </w:tabs>
+        <w:ind w:left="3600" w:hanging="360"/>
+      </w:pPr>
+    </w:lvl>
+    <w:lvl w:ilvl="5" w:tentative="1">
+      <w:start w:val="1"/>
+      <w:numFmt w:val="decimal"/>
+      <w:lvlText w:val="%6."/>
+      <w:lvlJc w:val="left"/>
+      <w:pPr>
+        <w:tabs>
+          <w:tab w:val="num" w:pos="4320"/>
+        </w:tabs>
+        <w:ind w:left="4320" w:hanging="360"/>
+      </w:pPr>
+    </w:lvl>
+    <w:lvl w:ilvl="6" w:tentative="1">
+      <w:start w:val="1"/>
+      <w:numFmt w:val="decimal"/>
+      <w:lvlText w:val="%7."/>
+      <w:lvlJc w:val="left"/>
+      <w:pPr>
+        <w:tabs>
+          <w:tab w:val="num" w:pos="5040"/>
+        </w:tabs>
+        <w:ind w:left="5040" w:hanging="360"/>
+      </w:pPr>
+    </w:lvl>
+    <w:lvl w:ilvl="7" w:tentative="1">
+      <w:start w:val="1"/>
+      <w:numFmt w:val="decimal"/>
+      <w:lvlText w:val="%8."/>
+      <w:lvlJc w:val="left"/>
+      <w:pPr>
+        <w:tabs>
+          <w:tab w:val="num" w:pos="5760"/>
+        </w:tabs>
+        <w:ind w:left="5760" w:hanging="360"/>
+      </w:pPr>
+    </w:lvl>
+    <w:lvl w:ilvl="8" w:tentative="1">
+      <w:start w:val="1"/>
+      <w:numFmt w:val="decimal"/>
+      <w:lvlText w:val="%9."/>
+      <w:lvlJc w:val="left"/>
+      <w:pPr>
+        <w:tabs>
+          <w:tab w:val="num" w:pos="6480"/>
+        </w:tabs>
+        <w:ind w:left="6480" w:hanging="360"/>
+      </w:pPr>
+    </w:lvl>
+  </w:abstractNum>
+  <w:abstractNum w:abstractNumId="3" w15:restartNumberingAfterBreak="0">
+    <w:nsid w:val="294504B2"/>
+    <w:multiLevelType w:val="multilevel"/>
+    <w:tmpl w:val="8638815A"/>
+    <w:lvl w:ilvl="0">
+      <w:start w:val="1"/>
+      <w:numFmt w:val="bullet"/>
+      <w:lvlText w:val=""/>
+      <w:lvlJc w:val="left"/>
+      <w:pPr>
+        <w:tabs>
+          <w:tab w:val="num" w:pos="720"/>
+        </w:tabs>
+        <w:ind w:left="720" w:hanging="360"/>
+      </w:pPr>
+      <w:rPr>
+        <w:rFonts w:ascii="Symbol" w:hAnsi="Symbol" w:hint="default"/>
+        <w:sz w:val="20"/>
+      </w:rPr>
+    </w:lvl>
+    <w:lvl w:ilvl="1" w:tentative="1">
+      <w:start w:val="1"/>
+      <w:numFmt w:val="bullet"/>
+      <w:lvlText w:val="o"/>
+      <w:lvlJc w:val="left"/>
+      <w:pPr>
+        <w:tabs>
+          <w:tab w:val="num" w:pos="1440"/>
+        </w:tabs>
+        <w:ind w:left="1440" w:hanging="360"/>
+      </w:pPr>
+      <w:rPr>
+        <w:rFonts w:ascii="Courier New" w:hAnsi="Courier New" w:hint="default"/>
+        <w:sz w:val="20"/>
+      </w:rPr>
+    </w:lvl>
+    <w:lvl w:ilvl="2" w:tentative="1">
+      <w:start w:val="1"/>
+      <w:numFmt w:val="bullet"/>
+      <w:lvlText w:val=""/>
+      <w:lvlJc w:val="left"/>
+      <w:pPr>
+        <w:tabs>
+          <w:tab w:val="num" w:pos="2160"/>
+        </w:tabs>
+        <w:ind w:left="2160" w:hanging="360"/>
+      </w:pPr>
+      <w:rPr>
+        <w:rFonts w:ascii="Wingdings" w:hAnsi="Wingdings" w:hint="default"/>
+        <w:sz w:val="20"/>
+      </w:rPr>
+    </w:lvl>
+    <w:lvl w:ilvl="3" w:tentative="1">
+      <w:start w:val="1"/>
+      <w:numFmt w:val="bullet"/>
+      <w:lvlText w:val=""/>
+      <w:lvlJc w:val="left"/>
+      <w:pPr>
+        <w:tabs>
+          <w:tab w:val="num" w:pos="2880"/>
+        </w:tabs>
+        <w:ind w:left="2880" w:hanging="360"/>
+      </w:pPr>
+      <w:rPr>
+        <w:rFonts w:ascii="Wingdings" w:hAnsi="Wingdings" w:hint="default"/>
+        <w:sz w:val="20"/>
+      </w:rPr>
+    </w:lvl>
+    <w:lvl w:ilvl="4" w:tentative="1">
+      <w:start w:val="1"/>
+      <w:numFmt w:val="bullet"/>
+      <w:lvlText w:val=""/>
+      <w:lvlJc w:val="left"/>
+      <w:pPr>
+        <w:tabs>
+          <w:tab w:val="num" w:pos="3600"/>
+        </w:tabs>
+        <w:ind w:left="3600" w:hanging="360"/>
+      </w:pPr>
+      <w:rPr>
+        <w:rFonts w:ascii="Wingdings" w:hAnsi="Wingdings" w:hint="default"/>
+        <w:sz w:val="20"/>
+      </w:rPr>
+    </w:lvl>
+    <w:lvl w:ilvl="5" w:tentative="1">
+      <w:start w:val="1"/>
+      <w:numFmt w:val="bullet"/>
+      <w:lvlText w:val=""/>
+      <w:lvlJc w:val="left"/>
+      <w:pPr>
+        <w:tabs>
+          <w:tab w:val="num" w:pos="4320"/>
+        </w:tabs>
+        <w:ind w:left="4320" w:hanging="360"/>
+      </w:pPr>
+      <w:rPr>
+        <w:rFonts w:ascii="Wingdings" w:hAnsi="Wingdings" w:hint="default"/>
+        <w:sz w:val="20"/>
+      </w:rPr>
+    </w:lvl>
+    <w:lvl w:ilvl="6" w:tentative="1">
+      <w:start w:val="1"/>
+      <w:numFmt w:val="bullet"/>
+      <w:lvlText w:val=""/>
+      <w:lvlJc w:val="left"/>
+      <w:pPr>
+        <w:tabs>
+          <w:tab w:val="num" w:pos="5040"/>
+        </w:tabs>
+        <w:ind w:left="5040" w:hanging="360"/>
+      </w:pPr>
+      <w:rPr>
+        <w:rFonts w:ascii="Wingdings" w:hAnsi="Wingdings" w:hint="default"/>
+        <w:sz w:val="20"/>
+      </w:rPr>
+    </w:lvl>
+    <w:lvl w:ilvl="7" w:tentative="1">
+      <w:start w:val="1"/>
+      <w:numFmt w:val="bullet"/>
+      <w:lvlText w:val=""/>
+      <w:lvlJc w:val="left"/>
+      <w:pPr>
+        <w:tabs>
+          <w:tab w:val="num" w:pos="5760"/>
+        </w:tabs>
+        <w:ind w:left="5760" w:hanging="360"/>
+      </w:pPr>
+      <w:rPr>
+        <w:rFonts w:ascii="Wingdings" w:hAnsi="Wingdings" w:hint="default"/>
+        <w:sz w:val="20"/>
+      </w:rPr>
+    </w:lvl>
+    <w:lvl w:ilvl="8" w:tentative="1">
+      <w:start w:val="1"/>
+      <w:numFmt w:val="bullet"/>
+      <w:lvlText w:val=""/>
+      <w:lvlJc w:val="left"/>
+      <w:pPr>
+        <w:tabs>
+          <w:tab w:val="num" w:pos="6480"/>
+        </w:tabs>
+        <w:ind w:left="6480" w:hanging="360"/>
+      </w:pPr>
+      <w:rPr>
+        <w:rFonts w:ascii="Wingdings" w:hAnsi="Wingdings" w:hint="default"/>
+        <w:sz w:val="20"/>
+      </w:rPr>
+    </w:lvl>
+  </w:abstractNum>
+  <w:abstractNum w:abstractNumId="4" w15:restartNumberingAfterBreak="0">
+    <w:nsid w:val="59C76D4B"/>
+    <w:multiLevelType w:val="hybridMultilevel"/>
+    <w:tmpl w:val="61A09850"/>
+    <w:lvl w:ilvl="0" w:tplc="40090001">
+      <w:start w:val="1"/>
+      <w:numFmt w:val="bullet"/>
+      <w:lvlText w:val=""/>
+      <w:lvlJc w:val="left"/>
+      <w:pPr>
+        <w:ind w:left="720" w:hanging="360"/>
+      </w:pPr>
+      <w:rPr>
+        <w:rFonts w:ascii="Symbol" w:hAnsi="Symbol" w:hint="default"/>
+      </w:rPr>
+    </w:lvl>
+    <w:lvl w:ilvl="1" w:tplc="40090003" w:tentative="1">
+      <w:start w:val="1"/>
+      <w:numFmt w:val="bullet"/>
+      <w:lvlText w:val="o"/>
+      <w:lvlJc w:val="left"/>
+      <w:pPr>
+        <w:ind w:left="1440" w:hanging="360"/>
+      </w:pPr>
+      <w:rPr>
+        <w:rFonts w:ascii="Courier New" w:hAnsi="Courier New" w:cs="Courier New" w:hint="default"/>
+      </w:rPr>
+    </w:lvl>
+    <w:lvl w:ilvl="2" w:tplc="40090005" w:tentative="1">
+      <w:start w:val="1"/>
+      <w:numFmt w:val="bullet"/>
+      <w:lvlText w:val=""/>
+      <w:lvlJc w:val="left"/>
+      <w:pPr>
+        <w:ind w:left="2160" w:hanging="360"/>
+      </w:pPr>
+      <w:rPr>
+        <w:rFonts w:ascii="Wingdings" w:hAnsi="Wingdings" w:hint="default"/>
+      </w:rPr>
+    </w:lvl>
+    <w:lvl w:ilvl="3" w:tplc="40090001" w:tentative="1">
+      <w:start w:val="1"/>
+      <w:numFmt w:val="bullet"/>
+      <w:lvlText w:val=""/>
+      <w:lvlJc w:val="left"/>
+      <w:pPr>
+        <w:ind w:left="2880" w:hanging="360"/>
+      </w:pPr>
+      <w:rPr>
+        <w:rFonts w:ascii="Symbol" w:hAnsi="Symbol" w:hint="default"/>
+      </w:rPr>
+    </w:lvl>
+    <w:lvl w:ilvl="4" w:tplc="40090003" w:tentative="1">
+      <w:start w:val="1"/>
+      <w:numFmt w:val="bullet"/>
+      <w:lvlText w:val="o"/>
+      <w:lvlJc w:val="left"/>
+      <w:pPr>
+        <w:ind w:left="3600" w:hanging="360"/>
+      </w:pPr>
+      <w:rPr>
+        <w:rFonts w:ascii="Courier New" w:hAnsi="Courier New" w:cs="Courier New" w:hint="default"/>
+      </w:rPr>
+    </w:lvl>
+    <w:lvl w:ilvl="5" w:tplc="40090005" w:tentative="1">
+      <w:start w:val="1"/>
+      <w:numFmt w:val="bullet"/>
+      <w:lvlText w:val=""/>
+      <w:lvlJc w:val="left"/>
+      <w:pPr>
+        <w:ind w:left="4320" w:hanging="360"/>
+      </w:pPr>
+      <w:rPr>
+        <w:rFonts w:ascii="Wingdings" w:hAnsi="Wingdings" w:hint="default"/>
+      </w:rPr>
+    </w:lvl>
+    <w:lvl w:ilvl="6" w:tplc="40090001" w:tentative="1">
+      <w:start w:val="1"/>
+      <w:numFmt w:val="bullet"/>
+      <w:lvlText w:val=""/>
+      <w:lvlJc w:val="left"/>
+      <w:pPr>
+        <w:ind w:left="5040" w:hanging="360"/>
+      </w:pPr>
+      <w:rPr>
+        <w:rFonts w:ascii="Symbol" w:hAnsi="Symbol" w:hint="default"/>
+      </w:rPr>
+    </w:lvl>
+    <w:lvl w:ilvl="7" w:tplc="40090003" w:tentative="1">
+      <w:start w:val="1"/>
+      <w:numFmt w:val="bullet"/>
+      <w:lvlText w:val="o"/>
+      <w:lvlJc w:val="left"/>
+      <w:pPr>
+        <w:ind w:left="5760" w:hanging="360"/>
+      </w:pPr>
+      <w:rPr>
+        <w:rFonts w:ascii="Courier New" w:hAnsi="Courier New" w:cs="Courier New" w:hint="default"/>
+      </w:rPr>
+    </w:lvl>
+    <w:lvl w:ilvl="8" w:tplc="40090005" w:tentative="1">
+      <w:start w:val="1"/>
+      <w:numFmt w:val="bullet"/>
+      <w:lvlText w:val=""/>
+      <w:lvlJc w:val="left"/>
+      <w:pPr>
+        <w:ind w:left="6480" w:hanging="360"/>
+      </w:pPr>
+      <w:rPr>
+        <w:rFonts w:ascii="Wingdings" w:hAnsi="Wingdings" w:hint="default"/>
+      </w:rPr>
+    </w:lvl>
+  </w:abstractNum>
+  <w:abstractNum w:abstractNumId="5" w15:restartNumberingAfterBreak="0">
+    <w:nsid w:val="66742DBE"/>
+    <w:multiLevelType w:val="multilevel"/>
+    <w:tmpl w:val="FCAAC49E"/>
+    <w:lvl w:ilvl="0">
+      <w:start w:val="1"/>
+      <w:numFmt w:val="decimal"/>
+      <w:lvlText w:val="%1."/>
+      <w:lvlJc w:val="left"/>
+      <w:pPr>
+        <w:tabs>
+          <w:tab w:val="num" w:pos="720"/>
+        </w:tabs>
+        <w:ind w:left="720" w:hanging="360"/>
+      </w:pPr>
+    </w:lvl>
+    <w:lvl w:ilvl="1" w:tentative="1">
+      <w:start w:val="1"/>
+      <w:numFmt w:val="decimal"/>
+      <w:lvlText w:val="%2."/>
+      <w:lvlJc w:val="left"/>
+      <w:pPr>
+        <w:tabs>
+          <w:tab w:val="num" w:pos="1440"/>
+        </w:tabs>
+        <w:ind w:left="1440" w:hanging="360"/>
+      </w:pPr>
+    </w:lvl>
+    <w:lvl w:ilvl="2" w:tentative="1">
+      <w:start w:val="1"/>
+      <w:numFmt w:val="decimal"/>
+      <w:lvlText w:val="%3."/>
+      <w:lvlJc w:val="left"/>
+      <w:pPr>
+        <w:tabs>
+          <w:tab w:val="num" w:pos="2160"/>
+        </w:tabs>
+        <w:ind w:left="2160" w:hanging="360"/>
+      </w:pPr>
+    </w:lvl>
+    <w:lvl w:ilvl="3" w:tentative="1">
+      <w:start w:val="1"/>
+      <w:numFmt w:val="decimal"/>
+      <w:lvlText w:val="%4."/>
+      <w:lvlJc w:val="left"/>
+      <w:pPr>
+        <w:tabs>
+          <w:tab w:val="num" w:pos="2880"/>
+        </w:tabs>
+        <w:ind w:left="2880" w:hanging="360"/>
+      </w:pPr>
+    </w:lvl>
+    <w:lvl w:ilvl="4" w:tentative="1">
+      <w:start w:val="1"/>
+      <w:numFmt w:val="decimal"/>
+      <w:lvlText w:val="%5."/>
+      <w:lvlJc w:val="left"/>
+      <w:pPr>
+        <w:tabs>
+          <w:tab w:val="num" w:pos="3600"/>
+        </w:tabs>
+        <w:ind w:left="3600" w:hanging="360"/>
+      </w:pPr>
+    </w:lvl>
+    <w:lvl w:ilvl="5" w:tentative="1">
+      <w:start w:val="1"/>
+      <w:numFmt w:val="decimal"/>
+      <w:lvlText w:val="%6."/>
+      <w:lvlJc w:val="left"/>
+      <w:pPr>
+        <w:tabs>
+          <w:tab w:val="num" w:pos="4320"/>
+        </w:tabs>
+        <w:ind w:left="4320" w:hanging="360"/>
+      </w:pPr>
+    </w:lvl>
+    <w:lvl w:ilvl="6" w:tentative="1">
+      <w:start w:val="1"/>
+      <w:numFmt w:val="decimal"/>
+      <w:lvlText w:val="%7."/>
+      <w:lvlJc w:val="left"/>
+      <w:pPr>
+        <w:tabs>
+          <w:tab w:val="num" w:pos="5040"/>
+        </w:tabs>
+        <w:ind w:left="5040" w:hanging="360"/>
+      </w:pPr>
+    </w:lvl>
+    <w:lvl w:ilvl="7" w:tentative="1">
+      <w:start w:val="1"/>
+      <w:numFmt w:val="decimal"/>
+      <w:lvlText w:val="%8."/>
+      <w:lvlJc w:val="left"/>
+      <w:pPr>
+        <w:tabs>
+          <w:tab w:val="num" w:pos="5760"/>
+        </w:tabs>
+        <w:ind w:left="5760" w:hanging="360"/>
+      </w:pPr>
+    </w:lvl>
+    <w:lvl w:ilvl="8" w:tentative="1">
+      <w:start w:val="1"/>
+      <w:numFmt w:val="decimal"/>
+      <w:lvlText w:val="%9."/>
+      <w:lvlJc w:val="left"/>
+      <w:pPr>
+        <w:tabs>
+          <w:tab w:val="num" w:pos="6480"/>
+        </w:tabs>
+        <w:ind w:left="6480" w:hanging="360"/>
+      </w:pPr>
+    </w:lvl>
+  </w:abstractNum>
+  <w:abstractNum w:abstractNumId="6" w15:restartNumberingAfterBreak="0">
+    <w:nsid w:val="6FB00664"/>
+    <w:multiLevelType w:val="hybridMultilevel"/>
+    <w:tmpl w:val="A512564A"/>
+    <w:lvl w:ilvl="0" w:tplc="40090001">
+      <w:start w:val="1"/>
+      <w:numFmt w:val="bullet"/>
+      <w:lvlText w:val=""/>
+      <w:lvlJc w:val="left"/>
+      <w:pPr>
+        <w:ind w:left="720" w:hanging="360"/>
+      </w:pPr>
+      <w:rPr>
+        <w:rFonts w:ascii="Symbol" w:hAnsi="Symbol" w:hint="default"/>
+      </w:rPr>
+    </w:lvl>
+    <w:lvl w:ilvl="1" w:tplc="40090003" w:tentative="1">
+      <w:start w:val="1"/>
+      <w:numFmt w:val="bullet"/>
+      <w:lvlText w:val="o"/>
+      <w:lvlJc w:val="left"/>
+      <w:pPr>
+        <w:ind w:left="1440" w:hanging="360"/>
+      </w:pPr>
+      <w:rPr>
+        <w:rFonts w:ascii="Courier New" w:hAnsi="Courier New" w:cs="Courier New" w:hint="default"/>
+      </w:rPr>
+    </w:lvl>
+    <w:lvl w:ilvl="2" w:tplc="40090005" w:tentative="1">
+      <w:start w:val="1"/>
+      <w:numFmt w:val="bullet"/>
+      <w:lvlText w:val=""/>
+      <w:lvlJc w:val="left"/>
+      <w:pPr>
+        <w:ind w:left="2160" w:hanging="360"/>
+      </w:pPr>
+      <w:rPr>
+        <w:rFonts w:ascii="Wingdings" w:hAnsi="Wingdings" w:hint="default"/>
+      </w:rPr>
+    </w:lvl>
+    <w:lvl w:ilvl="3" w:tplc="40090001" w:tentative="1">
+      <w:start w:val="1"/>
+      <w:numFmt w:val="bullet"/>
+      <w:lvlText w:val=""/>
+      <w:lvlJc w:val="left"/>
+      <w:pPr>
+        <w:ind w:left="2880" w:hanging="360"/>
+      </w:pPr>
+      <w:rPr>
+        <w:rFonts w:ascii="Symbol" w:hAnsi="Symbol" w:hint="default"/>
+      </w:rPr>
+    </w:lvl>
+    <w:lvl w:ilvl="4" w:tplc="40090003" w:tentative="1">
+      <w:start w:val="1"/>
+      <w:numFmt w:val="bullet"/>
+      <w:lvlText w:val="o"/>
+      <w:lvlJc w:val="left"/>
+      <w:pPr>
+        <w:ind w:left="3600" w:hanging="360"/>
+      </w:pPr>
+      <w:rPr>
+        <w:rFonts w:ascii="Courier New" w:hAnsi="Courier New" w:cs="Courier New" w:hint="default"/>
+      </w:rPr>
+    </w:lvl>
+    <w:lvl w:ilvl="5" w:tplc="40090005" w:tentative="1">
+      <w:start w:val="1"/>
+      <w:numFmt w:val="bullet"/>
+      <w:lvlText w:val=""/>
+      <w:lvlJc w:val="left"/>
+      <w:pPr>
+        <w:ind w:left="4320" w:hanging="360"/>
+      </w:pPr>
+      <w:rPr>
+        <w:rFonts w:ascii="Wingdings" w:hAnsi="Wingdings" w:hint="default"/>
+      </w:rPr>
+    </w:lvl>
+    <w:lvl w:ilvl="6" w:tplc="40090001" w:tentative="1">
+      <w:start w:val="1"/>
+      <w:numFmt w:val="bullet"/>
+      <w:lvlText w:val=""/>
+      <w:lvlJc w:val="left"/>
+      <w:pPr>
+        <w:ind w:left="5040" w:hanging="360"/>
+      </w:pPr>
+      <w:rPr>
+        <w:rFonts w:ascii="Symbol" w:hAnsi="Symbol" w:hint="default"/>
+      </w:rPr>
+    </w:lvl>
+    <w:lvl w:ilvl="7" w:tplc="40090003" w:tentative="1">
+      <w:start w:val="1"/>
+      <w:numFmt w:val="bullet"/>
+      <w:lvlText w:val="o"/>
+      <w:lvlJc w:val="left"/>
+      <w:pPr>
+        <w:ind w:left="5760" w:hanging="360"/>
+      </w:pPr>
+      <w:rPr>
+        <w:rFonts w:ascii="Courier New" w:hAnsi="Courier New" w:cs="Courier New" w:hint="default"/>
+      </w:rPr>
+    </w:lvl>
+    <w:lvl w:ilvl="8" w:tplc="40090005" w:tentative="1">
+      <w:start w:val="1"/>
+      <w:numFmt w:val="bullet"/>
+      <w:lvlText w:val=""/>
+      <w:lvlJc w:val="left"/>
+      <w:pPr>
+        <w:ind w:left="6480" w:hanging="360"/>
+      </w:pPr>
+      <w:rPr>
+        <w:rFonts w:ascii="Wingdings" w:hAnsi="Wingdings" w:hint="default"/>
+      </w:rPr>
+    </w:lvl>
+  </w:abstractNum>
+  <w:num w:numId="1">
+    <w:abstractNumId w:val="1"/>
+  </w:num>
+  <w:num w:numId="2">
+    <w:abstractNumId w:val="3"/>
+  </w:num>
+  <w:num w:numId="3">
+    <w:abstractNumId w:val="4"/>
+  </w:num>
+  <w:num w:numId="4">
+    <w:abstractNumId w:val="2"/>
+  </w:num>
+  <w:num w:numId="5">
+    <w:abstractNumId w:val="6"/>
+  </w:num>
+  <w:num w:numId="6">
+    <w:abstractNumId w:val="0"/>
+  </w:num>
+  <w:num w:numId="7">
+    <w:abstractNumId w:val="5"/>
+  </w:num>
+</w:numbering>
 </file>
 
 <file path=word/styles.xml><?xml version="1.0" encoding="utf-8"?>
@@ -1071,6 +5103,149 @@
       </w:tcPr>
     </w:tblStylePr>
   </w:style>
+  <w:style w:type="paragraph" w:customStyle="1" w:styleId="H">
+    <w:name w:val="H"/>
+    <w:basedOn w:val="Normal"/>
+    <w:link w:val="HChar"/>
+    <w:qFormat/>
+    <w:rsid w:val="00EA53F8"/>
+    <w:rPr>
+      <w:b/>
+      <w:bCs/>
+      <w:sz w:val="24"/>
+      <w:szCs w:val="24"/>
+    </w:rPr>
+  </w:style>
+  <w:style w:type="paragraph" w:customStyle="1" w:styleId="T">
+    <w:name w:val="T"/>
+    <w:basedOn w:val="H"/>
+    <w:link w:val="TChar"/>
+    <w:qFormat/>
+    <w:rsid w:val="004450FB"/>
+    <w:rPr>
+      <w:b w:val="0"/>
+      <w:bCs w:val="0"/>
+      <w:sz w:val="22"/>
+      <w:szCs w:val="22"/>
+    </w:rPr>
+  </w:style>
+  <w:style w:type="character" w:customStyle="1" w:styleId="HChar">
+    <w:name w:val="H Char"/>
+    <w:basedOn w:val="DefaultParagraphFont"/>
+    <w:link w:val="H"/>
+    <w:rsid w:val="00EA53F8"/>
+    <w:rPr>
+      <w:b/>
+      <w:bCs/>
+      <w:sz w:val="24"/>
+      <w:szCs w:val="24"/>
+    </w:rPr>
+  </w:style>
+  <w:style w:type="paragraph" w:customStyle="1" w:styleId="ds-markdown-paragraph">
+    <w:name w:val="ds-markdown-paragraph"/>
+    <w:basedOn w:val="Normal"/>
+    <w:rsid w:val="004450FB"/>
+    <w:pPr>
+      <w:spacing w:before="100" w:beforeAutospacing="1" w:after="100" w:afterAutospacing="1" w:line="240" w:lineRule="auto"/>
+    </w:pPr>
+    <w:rPr>
+      <w:rFonts w:ascii="Times New Roman" w:eastAsia="Times New Roman" w:hAnsi="Times New Roman" w:cs="Times New Roman"/>
+      <w:sz w:val="24"/>
+      <w:szCs w:val="24"/>
+      <w:lang w:eastAsia="en-IN"/>
+    </w:rPr>
+  </w:style>
+  <w:style w:type="character" w:customStyle="1" w:styleId="TChar">
+    <w:name w:val="T Char"/>
+    <w:basedOn w:val="HChar"/>
+    <w:link w:val="T"/>
+    <w:rsid w:val="004450FB"/>
+    <w:rPr>
+      <w:b w:val="0"/>
+      <w:bCs w:val="0"/>
+      <w:sz w:val="24"/>
+      <w:szCs w:val="24"/>
+    </w:rPr>
+  </w:style>
+  <w:style w:type="character" w:styleId="Strong">
+    <w:name w:val="Strong"/>
+    <w:basedOn w:val="DefaultParagraphFont"/>
+    <w:uiPriority w:val="22"/>
+    <w:qFormat/>
+    <w:rsid w:val="004450FB"/>
+    <w:rPr>
+      <w:b/>
+      <w:bCs/>
+    </w:rPr>
+  </w:style>
+  <w:style w:type="paragraph" w:customStyle="1" w:styleId="S">
+    <w:name w:val="S"/>
+    <w:basedOn w:val="T"/>
+    <w:link w:val="SChar"/>
+    <w:qFormat/>
+    <w:rsid w:val="00D90A86"/>
+    <w:rPr>
+      <w:sz w:val="4"/>
+      <w:szCs w:val="4"/>
+    </w:rPr>
+  </w:style>
+  <w:style w:type="table" w:styleId="TableGrid">
+    <w:name w:val="Table Grid"/>
+    <w:basedOn w:val="TableNormal"/>
+    <w:uiPriority w:val="39"/>
+    <w:rsid w:val="00D90A86"/>
+    <w:pPr>
+      <w:spacing w:after="0" w:line="240" w:lineRule="auto"/>
+    </w:pPr>
+    <w:tblPr>
+      <w:tblBorders>
+        <w:top w:val="single" w:sz="4" w:space="0" w:color="auto"/>
+        <w:left w:val="single" w:sz="4" w:space="0" w:color="auto"/>
+        <w:bottom w:val="single" w:sz="4" w:space="0" w:color="auto"/>
+        <w:right w:val="single" w:sz="4" w:space="0" w:color="auto"/>
+        <w:insideH w:val="single" w:sz="4" w:space="0" w:color="auto"/>
+        <w:insideV w:val="single" w:sz="4" w:space="0" w:color="auto"/>
+      </w:tblBorders>
+    </w:tblPr>
+  </w:style>
+  <w:style w:type="character" w:customStyle="1" w:styleId="SChar">
+    <w:name w:val="S Char"/>
+    <w:basedOn w:val="TChar"/>
+    <w:link w:val="S"/>
+    <w:rsid w:val="00D90A86"/>
+    <w:rPr>
+      <w:b w:val="0"/>
+      <w:bCs w:val="0"/>
+      <w:sz w:val="4"/>
+      <w:szCs w:val="4"/>
+    </w:rPr>
+  </w:style>
+  <w:style w:type="paragraph" w:customStyle="1" w:styleId="L">
+    <w:name w:val="L"/>
+    <w:basedOn w:val="T"/>
+    <w:link w:val="LChar"/>
+    <w:qFormat/>
+    <w:rsid w:val="00413A9C"/>
+    <w:pPr>
+      <w:numPr>
+        <w:numId w:val="6"/>
+      </w:numPr>
+      <w:spacing w:after="40"/>
+      <w:ind w:left="714" w:hanging="357"/>
+    </w:pPr>
+  </w:style>
+  <w:style w:type="character" w:customStyle="1" w:styleId="LChar">
+    <w:name w:val="L Char"/>
+    <w:basedOn w:val="TChar"/>
+    <w:link w:val="L"/>
+    <w:rsid w:val="00413A9C"/>
+    <w:rPr>
+      <w:b w:val="0"/>
+      <w:bCs w:val="0"/>
+      <w:sz w:val="24"/>
+      <w:szCs w:val="24"/>
+    </w:rPr>
+  </w:style>
 </w:styles>
 </file>
 
@@ -1112,12 +5287,12 @@
 
 <file path=word/glossary/fontTable.xml><?xml version="1.0" encoding="utf-8"?>
 <w:fonts xmlns:mc="http://schemas.openxmlformats.org/markup-compatibility/2006" xmlns:r="http://schemas.openxmlformats.org/officeDocument/2006/relationships" xmlns:w="http://schemas.openxmlformats.org/wordprocessingml/2006/main" xmlns:w14="http://schemas.microsoft.com/office/word/2010/wordml" xmlns:w15="http://schemas.microsoft.com/office/word/2012/wordml" xmlns:w16cex="http://schemas.microsoft.com/office/word/2018/wordml/cex" xmlns:w16cid="http://schemas.microsoft.com/office/word/2016/wordml/cid" xmlns:w16="http://schemas.microsoft.com/office/word/2018/wordml" xmlns:w16sdtdh="http://schemas.microsoft.com/office/word/2020/wordml/sdtdatahash" xmlns:w16se="http://schemas.microsoft.com/office/word/2015/wordml/symex" mc:Ignorable="w14 w15 w16se w16cid w16 w16cex w16sdtdh">
-  <w:font w:name="Calibri">
-    <w:panose1 w:val="020F0502020204030204"/>
-    <w:charset w:val="00"/>
-    <w:family w:val="swiss"/>
+  <w:font w:name="Symbol">
+    <w:panose1 w:val="05050102010706020507"/>
+    <w:charset w:val="02"/>
+    <w:family w:val="roman"/>
     <w:pitch w:val="variable"/>
-    <w:sig w:usb0="E4002EFF" w:usb1="C000247B" w:usb2="00000009" w:usb3="00000000" w:csb0="000001FF" w:csb1="00000000"/>
+    <w:sig w:usb0="00000000" w:usb1="10000000" w:usb2="00000000" w:usb3="00000000" w:csb0="80000000" w:csb1="00000000"/>
   </w:font>
   <w:font w:name="Times New Roman">
     <w:panose1 w:val="02020603050405020304"/>
@@ -1125,6 +5300,27 @@
     <w:family w:val="roman"/>
     <w:pitch w:val="variable"/>
     <w:sig w:usb0="E0002EFF" w:usb1="C000785B" w:usb2="00000009" w:usb3="00000000" w:csb0="000001FF" w:csb1="00000000"/>
+  </w:font>
+  <w:font w:name="Courier New">
+    <w:panose1 w:val="02070309020205020404"/>
+    <w:charset w:val="00"/>
+    <w:family w:val="modern"/>
+    <w:pitch w:val="fixed"/>
+    <w:sig w:usb0="E0002EFF" w:usb1="C0007843" w:usb2="00000009" w:usb3="00000000" w:csb0="000001FF" w:csb1="00000000"/>
+  </w:font>
+  <w:font w:name="Wingdings">
+    <w:panose1 w:val="05000000000000000000"/>
+    <w:charset w:val="02"/>
+    <w:family w:val="auto"/>
+    <w:pitch w:val="variable"/>
+    <w:sig w:usb0="00000000" w:usb1="10000000" w:usb2="00000000" w:usb3="00000000" w:csb0="80000000" w:csb1="00000000"/>
+  </w:font>
+  <w:font w:name="Calibri">
+    <w:panose1 w:val="020F0502020204030204"/>
+    <w:charset w:val="00"/>
+    <w:family w:val="swiss"/>
+    <w:pitch w:val="variable"/>
+    <w:sig w:usb0="E4002EFF" w:usb1="C000247B" w:usb2="00000009" w:usb3="00000000" w:csb0="000001FF" w:csb1="00000000"/>
   </w:font>
   <w:font w:name="JetBrains Mono NL">
     <w:panose1 w:val="02000009000000000000"/>
@@ -1190,12 +5386,14 @@
     <w:rsid w:val="00292B19"/>
     <w:rsid w:val="003A6ABC"/>
     <w:rsid w:val="003F19EF"/>
+    <w:rsid w:val="0042682C"/>
     <w:rsid w:val="004F7305"/>
     <w:rsid w:val="006D2E04"/>
     <w:rsid w:val="008238CD"/>
     <w:rsid w:val="00AC7174"/>
     <w:rsid w:val="00C208BF"/>
     <w:rsid w:val="00C95DE2"/>
+    <w:rsid w:val="00CC02F1"/>
     <w:rsid w:val="00D223CD"/>
   </w:rsids>
   <m:mathPr>
